--- a/docs/DiarioDocker.docx
+++ b/docs/DiarioDocker.docx
@@ -32,6 +32,554 @@
         </w:pBdr>
       </w:pPr>
     </w:p>
+    <w:sdt>
+      <w:sdtPr>
+        <w:rPr>
+          <w:lang w:val="it-IT"/>
+        </w:rPr>
+        <w:id w:val="518125438"/>
+        <w:docPartObj>
+          <w:docPartGallery w:val="Table of Contents"/>
+          <w:docPartUnique/>
+        </w:docPartObj>
+      </w:sdtPr>
+      <w:sdtEndPr>
+        <w:rPr>
+          <w:rFonts w:asciiTheme="minorHAnsi" w:eastAsiaTheme="minorHAnsi" w:hAnsiTheme="minorHAnsi" w:cstheme="minorBidi"/>
+          <w:b/>
+          <w:bCs/>
+          <w:color w:val="auto"/>
+          <w:kern w:val="2"/>
+          <w:sz w:val="24"/>
+          <w:szCs w:val="24"/>
+          <w:lang w:eastAsia="en-US"/>
+          <w14:ligatures w14:val="standardContextual"/>
+        </w:rPr>
+      </w:sdtEndPr>
+      <w:sdtContent>
+        <w:p>
+          <w:pPr>
+            <w:pStyle w:val="Titolosommario"/>
+          </w:pPr>
+          <w:r>
+            <w:rPr>
+              <w:lang w:val="it-IT"/>
+            </w:rPr>
+            <w:t>Sommario</w:t>
+          </w:r>
+        </w:p>
+        <w:p>
+          <w:pPr>
+            <w:pStyle w:val="Sommario1"/>
+            <w:tabs>
+              <w:tab w:val="right" w:leader="dot" w:pos="9628"/>
+            </w:tabs>
+            <w:rPr>
+              <w:noProof/>
+            </w:rPr>
+          </w:pPr>
+          <w:r>
+            <w:fldChar w:fldCharType="begin"/>
+          </w:r>
+          <w:r>
+            <w:instrText xml:space="preserve"> TOC \o "1-3" \h \z \u </w:instrText>
+          </w:r>
+          <w:r>
+            <w:fldChar w:fldCharType="separate"/>
+          </w:r>
+          <w:hyperlink w:anchor="_Toc242266875" w:history="1">
+            <w:r>
+              <w:rPr>
+                <w:rStyle w:val="Collegamentoipertestuale"/>
+                <w:b/>
+                <w:bCs/>
+                <w:noProof/>
+              </w:rPr>
+              <w:t>Obiettivo del progetto</w:t>
+            </w:r>
+            <w:r>
+              <w:rPr>
+                <w:noProof/>
+                <w:webHidden/>
+              </w:rPr>
+              <w:tab/>
+            </w:r>
+            <w:r>
+              <w:rPr>
+                <w:noProof/>
+                <w:webHidden/>
+              </w:rPr>
+              <w:fldChar w:fldCharType="begin"/>
+            </w:r>
+            <w:r>
+              <w:rPr>
+                <w:noProof/>
+                <w:webHidden/>
+              </w:rPr>
+              <w:instrText xml:space="preserve"> PAGEREF _Toc242266875 \h </w:instrText>
+            </w:r>
+            <w:r>
+              <w:rPr>
+                <w:noProof/>
+                <w:webHidden/>
+              </w:rPr>
+            </w:r>
+            <w:r>
+              <w:rPr>
+                <w:noProof/>
+                <w:webHidden/>
+              </w:rPr>
+              <w:fldChar w:fldCharType="separate"/>
+            </w:r>
+            <w:r>
+              <w:rPr>
+                <w:noProof/>
+                <w:webHidden/>
+              </w:rPr>
+              <w:t>2</w:t>
+            </w:r>
+            <w:r>
+              <w:rPr>
+                <w:noProof/>
+                <w:webHidden/>
+              </w:rPr>
+              <w:fldChar w:fldCharType="end"/>
+            </w:r>
+          </w:hyperlink>
+        </w:p>
+        <w:p>
+          <w:pPr>
+            <w:pStyle w:val="Sommario1"/>
+            <w:tabs>
+              <w:tab w:val="right" w:leader="dot" w:pos="9628"/>
+            </w:tabs>
+            <w:rPr>
+              <w:noProof/>
+            </w:rPr>
+          </w:pPr>
+          <w:hyperlink w:anchor="_Toc242266876" w:history="1">
+            <w:r>
+              <w:rPr>
+                <w:rStyle w:val="Collegamentoipertestuale"/>
+                <w:b/>
+                <w:bCs/>
+                <w:noProof/>
+              </w:rPr>
+              <w:t>Architettura</w:t>
+            </w:r>
+            <w:r>
+              <w:rPr>
+                <w:noProof/>
+                <w:webHidden/>
+              </w:rPr>
+              <w:tab/>
+            </w:r>
+            <w:r>
+              <w:rPr>
+                <w:noProof/>
+                <w:webHidden/>
+              </w:rPr>
+              <w:fldChar w:fldCharType="begin"/>
+            </w:r>
+            <w:r>
+              <w:rPr>
+                <w:noProof/>
+                <w:webHidden/>
+              </w:rPr>
+              <w:instrText xml:space="preserve"> PAGEREF _Toc242266876 \h </w:instrText>
+            </w:r>
+            <w:r>
+              <w:rPr>
+                <w:noProof/>
+                <w:webHidden/>
+              </w:rPr>
+            </w:r>
+            <w:r>
+              <w:rPr>
+                <w:noProof/>
+                <w:webHidden/>
+              </w:rPr>
+              <w:fldChar w:fldCharType="separate"/>
+            </w:r>
+            <w:r>
+              <w:rPr>
+                <w:noProof/>
+                <w:webHidden/>
+              </w:rPr>
+              <w:t>3</w:t>
+            </w:r>
+            <w:r>
+              <w:rPr>
+                <w:noProof/>
+                <w:webHidden/>
+              </w:rPr>
+              <w:fldChar w:fldCharType="end"/>
+            </w:r>
+          </w:hyperlink>
+        </w:p>
+        <w:p>
+          <w:pPr>
+            <w:pStyle w:val="Sommario1"/>
+            <w:tabs>
+              <w:tab w:val="right" w:leader="dot" w:pos="9628"/>
+            </w:tabs>
+            <w:rPr>
+              <w:noProof/>
+            </w:rPr>
+          </w:pPr>
+          <w:hyperlink w:anchor="_Toc242266877" w:history="1">
+            <w:r>
+              <w:rPr>
+                <w:rStyle w:val="Collegamentoipertestuale"/>
+                <w:b/>
+                <w:bCs/>
+                <w:noProof/>
+              </w:rPr>
+              <w:t>Tecnologie utilizzate</w:t>
+            </w:r>
+            <w:r>
+              <w:rPr>
+                <w:noProof/>
+                <w:webHidden/>
+              </w:rPr>
+              <w:tab/>
+            </w:r>
+            <w:r>
+              <w:rPr>
+                <w:noProof/>
+                <w:webHidden/>
+              </w:rPr>
+              <w:fldChar w:fldCharType="begin"/>
+            </w:r>
+            <w:r>
+              <w:rPr>
+                <w:noProof/>
+                <w:webHidden/>
+              </w:rPr>
+              <w:instrText xml:space="preserve"> PAGEREF _Toc242266877 \h </w:instrText>
+            </w:r>
+            <w:r>
+              <w:rPr>
+                <w:noProof/>
+                <w:webHidden/>
+              </w:rPr>
+            </w:r>
+            <w:r>
+              <w:rPr>
+                <w:noProof/>
+                <w:webHidden/>
+              </w:rPr>
+              <w:fldChar w:fldCharType="separate"/>
+            </w:r>
+            <w:r>
+              <w:rPr>
+                <w:noProof/>
+                <w:webHidden/>
+              </w:rPr>
+              <w:t>4</w:t>
+            </w:r>
+            <w:r>
+              <w:rPr>
+                <w:noProof/>
+                <w:webHidden/>
+              </w:rPr>
+              <w:fldChar w:fldCharType="end"/>
+            </w:r>
+          </w:hyperlink>
+        </w:p>
+        <w:p>
+          <w:pPr>
+            <w:pStyle w:val="Sommario1"/>
+            <w:tabs>
+              <w:tab w:val="right" w:leader="dot" w:pos="9628"/>
+            </w:tabs>
+            <w:rPr>
+              <w:noProof/>
+            </w:rPr>
+          </w:pPr>
+          <w:hyperlink w:anchor="_Toc242266878" w:history="1">
+            <w:r>
+              <w:rPr>
+                <w:rStyle w:val="Collegamentoipertestuale"/>
+                <w:b/>
+                <w:bCs/>
+                <w:noProof/>
+              </w:rPr>
+              <w:t>Rete</w:t>
+            </w:r>
+            <w:r>
+              <w:rPr>
+                <w:noProof/>
+                <w:webHidden/>
+              </w:rPr>
+              <w:tab/>
+            </w:r>
+            <w:r>
+              <w:rPr>
+                <w:noProof/>
+                <w:webHidden/>
+              </w:rPr>
+              <w:fldChar w:fldCharType="begin"/>
+            </w:r>
+            <w:r>
+              <w:rPr>
+                <w:noProof/>
+                <w:webHidden/>
+              </w:rPr>
+              <w:instrText xml:space="preserve"> PAGEREF _Toc242266878 \h </w:instrText>
+            </w:r>
+            <w:r>
+              <w:rPr>
+                <w:noProof/>
+                <w:webHidden/>
+              </w:rPr>
+            </w:r>
+            <w:r>
+              <w:rPr>
+                <w:noProof/>
+                <w:webHidden/>
+              </w:rPr>
+              <w:fldChar w:fldCharType="separate"/>
+            </w:r>
+            <w:r>
+              <w:rPr>
+                <w:noProof/>
+                <w:webHidden/>
+              </w:rPr>
+              <w:t>5</w:t>
+            </w:r>
+            <w:r>
+              <w:rPr>
+                <w:noProof/>
+                <w:webHidden/>
+              </w:rPr>
+              <w:fldChar w:fldCharType="end"/>
+            </w:r>
+          </w:hyperlink>
+        </w:p>
+        <w:p>
+          <w:pPr>
+            <w:pStyle w:val="Sommario1"/>
+            <w:tabs>
+              <w:tab w:val="right" w:leader="dot" w:pos="9628"/>
+            </w:tabs>
+            <w:rPr>
+              <w:noProof/>
+            </w:rPr>
+          </w:pPr>
+          <w:hyperlink w:anchor="_Toc242266879" w:history="1">
+            <w:r>
+              <w:rPr>
+                <w:rStyle w:val="Collegamentoipertestuale"/>
+                <w:b/>
+                <w:bCs/>
+                <w:noProof/>
+              </w:rPr>
+              <w:t>Funzionalità</w:t>
+            </w:r>
+            <w:r>
+              <w:rPr>
+                <w:noProof/>
+                <w:webHidden/>
+              </w:rPr>
+              <w:tab/>
+            </w:r>
+            <w:r>
+              <w:rPr>
+                <w:noProof/>
+                <w:webHidden/>
+              </w:rPr>
+              <w:fldChar w:fldCharType="begin"/>
+            </w:r>
+            <w:r>
+              <w:rPr>
+                <w:noProof/>
+                <w:webHidden/>
+              </w:rPr>
+              <w:instrText xml:space="preserve"> PAGEREF _Toc242266879 \h </w:instrText>
+            </w:r>
+            <w:r>
+              <w:rPr>
+                <w:noProof/>
+                <w:webHidden/>
+              </w:rPr>
+            </w:r>
+            <w:r>
+              <w:rPr>
+                <w:noProof/>
+                <w:webHidden/>
+              </w:rPr>
+              <w:fldChar w:fldCharType="separate"/>
+            </w:r>
+            <w:r>
+              <w:rPr>
+                <w:noProof/>
+                <w:webHidden/>
+              </w:rPr>
+              <w:t>6</w:t>
+            </w:r>
+            <w:r>
+              <w:rPr>
+                <w:noProof/>
+                <w:webHidden/>
+              </w:rPr>
+              <w:fldChar w:fldCharType="end"/>
+            </w:r>
+          </w:hyperlink>
+        </w:p>
+        <w:p>
+          <w:pPr>
+            <w:pStyle w:val="Sommario1"/>
+            <w:tabs>
+              <w:tab w:val="right" w:leader="dot" w:pos="9628"/>
+            </w:tabs>
+            <w:rPr>
+              <w:noProof/>
+            </w:rPr>
+          </w:pPr>
+          <w:hyperlink w:anchor="_Toc242266880" w:history="1">
+            <w:r>
+              <w:rPr>
+                <w:rStyle w:val="Collegamentoipertestuale"/>
+                <w:b/>
+                <w:bCs/>
+                <w:noProof/>
+              </w:rPr>
+              <w:t>Struttura</w:t>
+            </w:r>
+            <w:r>
+              <w:rPr>
+                <w:noProof/>
+                <w:webHidden/>
+              </w:rPr>
+              <w:tab/>
+            </w:r>
+            <w:r>
+              <w:rPr>
+                <w:noProof/>
+                <w:webHidden/>
+              </w:rPr>
+              <w:fldChar w:fldCharType="begin"/>
+            </w:r>
+            <w:r>
+              <w:rPr>
+                <w:noProof/>
+                <w:webHidden/>
+              </w:rPr>
+              <w:instrText xml:space="preserve"> PAGEREF _Toc242266880 \h </w:instrText>
+            </w:r>
+            <w:r>
+              <w:rPr>
+                <w:noProof/>
+                <w:webHidden/>
+              </w:rPr>
+            </w:r>
+            <w:r>
+              <w:rPr>
+                <w:noProof/>
+                <w:webHidden/>
+              </w:rPr>
+              <w:fldChar w:fldCharType="separate"/>
+            </w:r>
+            <w:r>
+              <w:rPr>
+                <w:noProof/>
+                <w:webHidden/>
+              </w:rPr>
+              <w:t>7</w:t>
+            </w:r>
+            <w:r>
+              <w:rPr>
+                <w:noProof/>
+                <w:webHidden/>
+              </w:rPr>
+              <w:fldChar w:fldCharType="end"/>
+            </w:r>
+          </w:hyperlink>
+        </w:p>
+        <w:p>
+          <w:pPr>
+            <w:pStyle w:val="Sommario1"/>
+            <w:tabs>
+              <w:tab w:val="right" w:leader="dot" w:pos="9628"/>
+            </w:tabs>
+            <w:rPr>
+              <w:noProof/>
+            </w:rPr>
+          </w:pPr>
+          <w:hyperlink w:anchor="_Toc242266881" w:history="1">
+            <w:r>
+              <w:rPr>
+                <w:rStyle w:val="Collegamentoipertestuale"/>
+                <w:b/>
+                <w:bCs/>
+                <w:noProof/>
+                <w:lang w:val="fr-CH"/>
+              </w:rPr>
+              <w:t>Repository su GitHub</w:t>
+            </w:r>
+            <w:r>
+              <w:rPr>
+                <w:noProof/>
+                <w:webHidden/>
+              </w:rPr>
+              <w:tab/>
+            </w:r>
+            <w:r>
+              <w:rPr>
+                <w:noProof/>
+                <w:webHidden/>
+              </w:rPr>
+              <w:fldChar w:fldCharType="begin"/>
+            </w:r>
+            <w:r>
+              <w:rPr>
+                <w:noProof/>
+                <w:webHidden/>
+              </w:rPr>
+              <w:instrText xml:space="preserve"> PAGEREF _Toc242266881 \h </w:instrText>
+            </w:r>
+            <w:r>
+              <w:rPr>
+                <w:noProof/>
+                <w:webHidden/>
+              </w:rPr>
+            </w:r>
+            <w:r>
+              <w:rPr>
+                <w:noProof/>
+                <w:webHidden/>
+              </w:rPr>
+              <w:fldChar w:fldCharType="separate"/>
+            </w:r>
+            <w:r>
+              <w:rPr>
+                <w:noProof/>
+                <w:webHidden/>
+              </w:rPr>
+              <w:t>8</w:t>
+            </w:r>
+            <w:r>
+              <w:rPr>
+                <w:noProof/>
+                <w:webHidden/>
+              </w:rPr>
+              <w:fldChar w:fldCharType="end"/>
+            </w:r>
+          </w:hyperlink>
+        </w:p>
+        <w:p>
+          <w:r>
+            <w:rPr>
+              <w:b/>
+              <w:bCs/>
+              <w:lang w:val="it-IT"/>
+            </w:rPr>
+            <w:fldChar w:fldCharType="end"/>
+          </w:r>
+        </w:p>
+      </w:sdtContent>
+    </w:sdt>
     <w:p>
       <w:pPr>
         <w:pBdr>
@@ -39,32 +587,19 @@
         </w:pBdr>
       </w:pPr>
       <w:r>
-        <w:t>Indice</w:t>
-      </w:r>
-    </w:p>
-    <w:p>
-      <w:pPr>
-        <w:pBdr>
-          <w:top w:val="single" w:sz="4" w:space="1" w:color="auto"/>
-        </w:pBdr>
-      </w:pPr>
-      <w:r>
         <w:br w:type="page"/>
       </w:r>
     </w:p>
     <w:p>
       <w:pPr>
         <w:pStyle w:val="Titolo1"/>
-        <w:numPr>
-          <w:ilvl w:val="0"/>
-          <w:numId w:val="1"/>
-        </w:numPr>
         <w:rPr>
           <w:b/>
           <w:bCs/>
           <w:color w:val="auto"/>
         </w:rPr>
       </w:pPr>
+      <w:bookmarkStart w:id="0" w:name="_Toc242266875"/>
       <w:r>
         <w:rPr>
           <w:b/>
@@ -74,6 +609,7 @@
         <w:lastRenderedPageBreak/>
         <w:t>Obiettivo del progetto</w:t>
       </w:r>
+      <w:bookmarkEnd w:id="0"/>
     </w:p>
     <w:p>
       <w:r>
@@ -216,6 +752,9 @@
         <w:jc w:val="center"/>
       </w:pPr>
       <w:r>
+        <w:rPr>
+          <w:noProof/>
+        </w:rPr>
         <w:drawing>
           <wp:inline distT="0" distB="0" distL="0" distR="0" wp14:anchorId="1C5F020C" wp14:editId="58049D39">
             <wp:extent cx="5553850" cy="3238952"/>
@@ -274,16 +813,13 @@
     <w:p>
       <w:pPr>
         <w:pStyle w:val="Titolo1"/>
-        <w:numPr>
-          <w:ilvl w:val="0"/>
-          <w:numId w:val="1"/>
-        </w:numPr>
         <w:rPr>
           <w:b/>
           <w:bCs/>
           <w:color w:val="auto"/>
         </w:rPr>
       </w:pPr>
+      <w:bookmarkStart w:id="1" w:name="_Toc242266876"/>
       <w:r>
         <w:rPr>
           <w:b/>
@@ -293,6 +829,7 @@
         <w:lastRenderedPageBreak/>
         <w:t>Architettura</w:t>
       </w:r>
+      <w:bookmarkEnd w:id="1"/>
     </w:p>
     <w:p>
       <w:pPr>
@@ -300,10 +837,10 @@
       </w:pPr>
       <w:r>
         <w:drawing>
-          <wp:inline distT="0" distB="0" distL="0" distR="0" wp14:anchorId="080D29C0" wp14:editId="779B7250">
-            <wp:extent cx="4791744" cy="6525536"/>
-            <wp:effectExtent l="152400" t="152400" r="370840" b="370840"/>
-            <wp:docPr id="3" name="Immagine 3"/>
+          <wp:inline distT="0" distB="0" distL="0" distR="0" wp14:anchorId="7D755667" wp14:editId="0F610B02">
+            <wp:extent cx="6120130" cy="5334000"/>
+            <wp:effectExtent l="152400" t="152400" r="356870" b="361950"/>
+            <wp:docPr id="4" name="Immagine 4"/>
             <wp:cNvGraphicFramePr>
               <a:graphicFrameLocks xmlns:a="http://schemas.openxmlformats.org/drawingml/2006/main" noChangeAspect="1"/>
             </wp:cNvGraphicFramePr>
@@ -323,7 +860,7 @@
                   <pic:spPr>
                     <a:xfrm>
                       <a:off x="0" y="0"/>
-                      <a:ext cx="4791744" cy="6525536"/>
+                      <a:ext cx="6120130" cy="5334000"/>
                     </a:xfrm>
                     <a:prstGeom prst="rect">
                       <a:avLst/>
@@ -347,6 +884,11 @@
       </w:r>
     </w:p>
     <w:p>
+      <w:pPr>
+        <w:jc w:val="center"/>
+      </w:pPr>
+    </w:p>
+    <w:p>
       <w:r>
         <w:t>Punti chiave:</w:t>
       </w:r>
@@ -420,16 +962,13 @@
     <w:p>
       <w:pPr>
         <w:pStyle w:val="Titolo1"/>
-        <w:numPr>
-          <w:ilvl w:val="0"/>
-          <w:numId w:val="1"/>
-        </w:numPr>
         <w:rPr>
           <w:b/>
           <w:bCs/>
           <w:color w:val="auto"/>
         </w:rPr>
       </w:pPr>
+      <w:bookmarkStart w:id="2" w:name="_Toc242266877"/>
       <w:r>
         <w:rPr>
           <w:b/>
@@ -439,6 +978,7 @@
         <w:lastRenderedPageBreak/>
         <w:t>Tecnologie utilizzate</w:t>
       </w:r>
+      <w:bookmarkEnd w:id="2"/>
     </w:p>
     <w:tbl>
       <w:tblPr>
@@ -795,35 +1335,50 @@
         </w:rPr>
       </w:pPr>
     </w:p>
-    <w:p/>
-    <w:p>
-      <w:r>
+    <w:p>
+      <w:pPr>
+        <w:rPr>
+          <w:u w:val="single"/>
+        </w:rPr>
+      </w:pPr>
+      <w:r>
+        <w:rPr>
+          <w:u w:val="single"/>
+        </w:rPr>
+        <w:br w:type="page"/>
+      </w:r>
+    </w:p>
+    <w:p>
+      <w:pPr>
+        <w:pStyle w:val="Titolo1"/>
         <w:rPr>
           <w:b/>
           <w:bCs/>
+          <w:color w:val="auto"/>
         </w:rPr>
-        <w:br w:type="page"/>
-      </w:r>
-    </w:p>
-    <w:p>
-      <w:r>
+      </w:pPr>
+      <w:bookmarkStart w:id="3" w:name="_Toc242266878"/>
+      <w:r>
+        <w:rPr>
+          <w:b/>
+          <w:bCs/>
+          <w:color w:val="auto"/>
+        </w:rPr>
         <w:lastRenderedPageBreak/>
-        <w:t>Per</w:t>
-      </w:r>
-      <w:r>
-        <w:t xml:space="preserve"> dockerizzare ho organizzato il progetto seguendo una determinata struttura di cartelle.</w:t>
-      </w:r>
-    </w:p>
-    <w:p>
-      <w:r>
-        <w:rPr>
-          <w:noProof/>
-        </w:rPr>
+        <w:t>Rete</w:t>
+      </w:r>
+      <w:bookmarkEnd w:id="3"/>
+    </w:p>
+    <w:p>
+      <w:pPr>
+        <w:jc w:val="center"/>
+      </w:pPr>
+      <w:r>
         <w:drawing>
-          <wp:inline distT="0" distB="0" distL="0" distR="0" wp14:anchorId="209B8C1D" wp14:editId="0A5AF906">
-            <wp:extent cx="2524477" cy="2000529"/>
-            <wp:effectExtent l="0" t="0" r="9525" b="0"/>
-            <wp:docPr id="2" name="Immagine 2"/>
+          <wp:inline distT="0" distB="0" distL="0" distR="0" wp14:anchorId="246A0A83" wp14:editId="1321FFD6">
+            <wp:extent cx="1629002" cy="914528"/>
+            <wp:effectExtent l="0" t="0" r="0" b="0"/>
+            <wp:docPr id="5" name="Immagine 5"/>
             <wp:cNvGraphicFramePr>
               <a:graphicFrameLocks xmlns:a="http://schemas.openxmlformats.org/drawingml/2006/main" noChangeAspect="1"/>
             </wp:cNvGraphicFramePr>
@@ -843,7 +1398,7 @@
                   <pic:spPr>
                     <a:xfrm>
                       <a:off x="0" y="0"/>
-                      <a:ext cx="2524477" cy="2000529"/>
+                      <a:ext cx="1629002" cy="914528"/>
                     </a:xfrm>
                     <a:prstGeom prst="rect">
                       <a:avLst/>
@@ -856,10 +1411,2393 @@
         </w:drawing>
       </w:r>
     </w:p>
+    <w:p>
+      <w:r>
+        <w:t>La rete dedicata è impostata nel Compose, collega db e backend per farli comunicare e gestire la persistenza dati.</w:t>
+      </w:r>
+    </w:p>
+    <w:p>
+      <w:r>
+        <w:t>Il nome è fisso cosi che l’</w:t>
+      </w:r>
+      <w:proofErr w:type="spellStart"/>
+      <w:r>
+        <w:t>inspector</w:t>
+      </w:r>
+      <w:proofErr w:type="spellEnd"/>
+      <w:r>
+        <w:t xml:space="preserve"> riesce a visualizzare il db e verificare che la tabella </w:t>
+      </w:r>
+      <w:proofErr w:type="gramStart"/>
+      <w:r>
+        <w:t>si  in</w:t>
+      </w:r>
+      <w:proofErr w:type="gramEnd"/>
+      <w:r>
+        <w:t xml:space="preserve"> ordine.</w:t>
+      </w:r>
+    </w:p>
+    <w:p>
+      <w:r>
+        <w:rPr>
+          <w:highlight w:val="yellow"/>
+        </w:rPr>
+        <w:t>Attenzione:</w:t>
+      </w:r>
+      <w:r>
+        <w:t xml:space="preserve"> Se </w:t>
+      </w:r>
+      <w:r>
+        <w:t>elimini il container del</w:t>
+      </w:r>
+      <w:r>
+        <w:t xml:space="preserve"> </w:t>
+      </w:r>
+      <w:r>
+        <w:t xml:space="preserve">progetto </w:t>
+      </w:r>
+      <w:proofErr w:type="gramStart"/>
+      <w:r>
+        <w:t>principale  (</w:t>
+      </w:r>
+      <w:proofErr w:type="spellStart"/>
+      <w:proofErr w:type="gramEnd"/>
+      <w:r>
+        <w:t>todo</w:t>
+      </w:r>
+      <w:proofErr w:type="spellEnd"/>
+      <w:r>
+        <w:t xml:space="preserve"> list), ricordati di eliminare l’</w:t>
+      </w:r>
+      <w:proofErr w:type="spellStart"/>
+      <w:r>
+        <w:t>inspector</w:t>
+      </w:r>
+      <w:proofErr w:type="spellEnd"/>
+      <w:r>
+        <w:t>. Questo è necessario perché l’</w:t>
+      </w:r>
+      <w:proofErr w:type="spellStart"/>
+      <w:r>
+        <w:t>inspector</w:t>
+      </w:r>
+      <w:proofErr w:type="spellEnd"/>
+      <w:r>
+        <w:t xml:space="preserve"> ha l’id della rete, e quando ricrei il container della </w:t>
+      </w:r>
+      <w:proofErr w:type="spellStart"/>
+      <w:r>
+        <w:t>todo</w:t>
+      </w:r>
+      <w:proofErr w:type="spellEnd"/>
+      <w:r>
+        <w:t xml:space="preserve"> list l’id cambia, rendendo impossibile che l’</w:t>
+      </w:r>
+      <w:proofErr w:type="spellStart"/>
+      <w:r>
+        <w:t>inspector</w:t>
+      </w:r>
+      <w:proofErr w:type="spellEnd"/>
+      <w:r>
+        <w:t xml:space="preserve"> possa connettersi al db.</w:t>
+      </w:r>
+    </w:p>
+    <w:p/>
+    <w:p>
+      <w:r>
+        <w:t>Docker fornisce un DNS interno, ogni container è raggiungibile con il proprio nome:</w:t>
+      </w:r>
+      <w:r>
+        <w:br/>
+        <w:t xml:space="preserve">backend </w:t>
+      </w:r>
+      <w:r>
+        <w:sym w:font="Wingdings" w:char="F0E0"/>
+      </w:r>
+      <w:r>
+        <w:t xml:space="preserve"> db:3306(variabile DB_HOST=db)</w:t>
+      </w:r>
+    </w:p>
+    <w:p>
+      <w:r>
+        <w:t>db-</w:t>
+      </w:r>
+      <w:proofErr w:type="spellStart"/>
+      <w:r>
+        <w:t>inspector</w:t>
+      </w:r>
+      <w:proofErr w:type="spellEnd"/>
+      <w:r>
+        <w:t xml:space="preserve"> </w:t>
+      </w:r>
+      <w:r>
+        <w:sym w:font="Wingdings" w:char="F0E0"/>
+      </w:r>
+      <w:r>
+        <w:t xml:space="preserve"> db:3306 (campo “Server” di </w:t>
+      </w:r>
+      <w:proofErr w:type="spellStart"/>
+      <w:r>
+        <w:t>Adminer</w:t>
+      </w:r>
+      <w:proofErr w:type="spellEnd"/>
+      <w:r>
+        <w:t>)</w:t>
+      </w:r>
+    </w:p>
+    <w:p>
+      <w:r>
+        <w:t>Questo fa evitare che nel codice appaiano degli indirizzi IP, che possono variare ma i nomi sono fissi.</w:t>
+      </w:r>
+    </w:p>
+    <w:p>
+      <w:r>
+        <w:br w:type="page"/>
+      </w:r>
+    </w:p>
+    <w:p>
+      <w:pPr>
+        <w:pStyle w:val="Titolo1"/>
+        <w:rPr>
+          <w:b/>
+          <w:bCs/>
+          <w:color w:val="auto"/>
+        </w:rPr>
+      </w:pPr>
+      <w:bookmarkStart w:id="4" w:name="_Toc242266879"/>
+      <w:r>
+        <w:rPr>
+          <w:b/>
+          <w:bCs/>
+          <w:color w:val="auto"/>
+        </w:rPr>
+        <w:lastRenderedPageBreak/>
+        <w:t>Funzionalità</w:t>
+      </w:r>
+      <w:bookmarkEnd w:id="4"/>
+    </w:p>
+    <w:p>
+      <w:r>
+        <w:t xml:space="preserve">Oltre al semplice applicativo </w:t>
+      </w:r>
+      <w:proofErr w:type="spellStart"/>
+      <w:r>
+        <w:t>ToDo</w:t>
+      </w:r>
+      <w:proofErr w:type="spellEnd"/>
+      <w:r>
+        <w:t xml:space="preserve"> List, ho aggiunto con l’aiuto concettuale da parte della AI Claude che mi ha spiegato cosa fossero e come funzionassero, un container dedicato all’analisi del db. </w:t>
+      </w:r>
+    </w:p>
+    <w:p>
+      <w:r>
+        <w:t>Db-</w:t>
+      </w:r>
+      <w:proofErr w:type="spellStart"/>
+      <w:r>
+        <w:t>inspector</w:t>
+      </w:r>
+      <w:proofErr w:type="spellEnd"/>
+      <w:r>
+        <w:t xml:space="preserve"> utilizza </w:t>
+      </w:r>
+      <w:proofErr w:type="spellStart"/>
+      <w:r>
+        <w:t>Admirer</w:t>
+      </w:r>
+      <w:proofErr w:type="spellEnd"/>
+      <w:r>
+        <w:t xml:space="preserve"> per vi</w:t>
+      </w:r>
+      <w:r>
+        <w:t>sualizzare le tabelle del db.</w:t>
+      </w:r>
+    </w:p>
+    <w:p>
+      <w:r>
+        <w:t xml:space="preserve">Un’altra funzionalità è la </w:t>
+      </w:r>
+      <w:proofErr w:type="spellStart"/>
+      <w:r>
+        <w:t>dev</w:t>
+      </w:r>
+      <w:proofErr w:type="spellEnd"/>
+      <w:r>
+        <w:t xml:space="preserve"> mode.</w:t>
+      </w:r>
+    </w:p>
+    <w:p>
+      <w:r>
+        <w:t xml:space="preserve">Creando un container con il </w:t>
+      </w:r>
+      <w:proofErr w:type="spellStart"/>
+      <w:proofErr w:type="gramStart"/>
+      <w:r>
+        <w:t>docker-compose.dev.yaml</w:t>
+      </w:r>
+      <w:proofErr w:type="spellEnd"/>
+      <w:proofErr w:type="gramEnd"/>
+      <w:r>
+        <w:t xml:space="preserve"> si può andare a modificare il codice dell’applicativo e ricaricando la pagina si aggiorna automaticamente.</w:t>
+      </w:r>
+    </w:p>
+    <w:p>
+      <w:r>
+        <w:t xml:space="preserve">Compare dentro un secondo volume dedicato allo sviluppo della pagina mentre il container è attivo. Il volume è in esplora file nella </w:t>
+      </w:r>
+      <w:proofErr w:type="gramStart"/>
+      <w:r>
+        <w:t>cartella .</w:t>
+      </w:r>
+      <w:proofErr w:type="spellStart"/>
+      <w:r>
+        <w:t>devcontainer</w:t>
+      </w:r>
+      <w:proofErr w:type="spellEnd"/>
+      <w:proofErr w:type="gramEnd"/>
+      <w:r>
+        <w:t xml:space="preserve">, è un file </w:t>
+      </w:r>
+      <w:proofErr w:type="spellStart"/>
+      <w:r>
+        <w:t>Json</w:t>
+      </w:r>
+      <w:proofErr w:type="spellEnd"/>
+      <w:r>
+        <w:t xml:space="preserve"> creato da Claude per permettere la modifica della app online.</w:t>
+      </w:r>
+    </w:p>
+    <w:p/>
+    <w:p>
+      <w:r>
+        <w:t xml:space="preserve"> </w:t>
+      </w:r>
+    </w:p>
+    <w:p/>
+    <w:p>
+      <w:r>
+        <w:t xml:space="preserve"> </w:t>
+      </w:r>
+    </w:p>
     <w:p/>
     <w:p/>
+    <w:p/>
+    <w:p>
+      <w:r>
+        <w:rPr>
+          <w:b/>
+          <w:bCs/>
+        </w:rPr>
+        <w:br w:type="page"/>
+      </w:r>
+    </w:p>
+    <w:p>
+      <w:pPr>
+        <w:pStyle w:val="Titolo1"/>
+        <w:rPr>
+          <w:b/>
+          <w:bCs/>
+          <w:color w:val="auto"/>
+        </w:rPr>
+      </w:pPr>
+      <w:bookmarkStart w:id="5" w:name="_Toc242266880"/>
+      <w:r>
+        <w:rPr>
+          <w:b/>
+          <w:bCs/>
+          <w:color w:val="auto"/>
+        </w:rPr>
+        <w:lastRenderedPageBreak/>
+        <w:t>Struttura</w:t>
+      </w:r>
+      <w:bookmarkEnd w:id="5"/>
+    </w:p>
+    <w:p>
+      <w:pPr>
+        <w:jc w:val="center"/>
+      </w:pPr>
+      <w:r>
+        <w:drawing>
+          <wp:inline distT="0" distB="0" distL="0" distR="0" wp14:anchorId="169C9F47" wp14:editId="11971DDE">
+            <wp:extent cx="2943636" cy="4982270"/>
+            <wp:effectExtent l="0" t="0" r="9525" b="0"/>
+            <wp:docPr id="6" name="Immagine 6"/>
+            <wp:cNvGraphicFramePr>
+              <a:graphicFrameLocks xmlns:a="http://schemas.openxmlformats.org/drawingml/2006/main" noChangeAspect="1"/>
+            </wp:cNvGraphicFramePr>
+            <a:graphic xmlns:a="http://schemas.openxmlformats.org/drawingml/2006/main">
+              <a:graphicData uri="http://schemas.openxmlformats.org/drawingml/2006/picture">
+                <pic:pic xmlns:pic="http://schemas.openxmlformats.org/drawingml/2006/picture">
+                  <pic:nvPicPr>
+                    <pic:cNvPr id="1" name=""/>
+                    <pic:cNvPicPr/>
+                  </pic:nvPicPr>
+                  <pic:blipFill>
+                    <a:blip r:embed="rId11"/>
+                    <a:stretch>
+                      <a:fillRect/>
+                    </a:stretch>
+                  </pic:blipFill>
+                  <pic:spPr>
+                    <a:xfrm>
+                      <a:off x="0" y="0"/>
+                      <a:ext cx="2943636" cy="4982270"/>
+                    </a:xfrm>
+                    <a:prstGeom prst="rect">
+                      <a:avLst/>
+                    </a:prstGeom>
+                  </pic:spPr>
+                </pic:pic>
+              </a:graphicData>
+            </a:graphic>
+          </wp:inline>
+        </w:drawing>
+      </w:r>
+    </w:p>
+    <w:p/>
+    <w:p>
+      <w:proofErr w:type="gramStart"/>
+      <w:r>
+        <w:t>.</w:t>
+      </w:r>
+      <w:proofErr w:type="spellStart"/>
+      <w:r>
+        <w:t>gitignore</w:t>
+      </w:r>
+      <w:proofErr w:type="spellEnd"/>
+      <w:proofErr w:type="gramEnd"/>
+      <w:r>
+        <w:t xml:space="preserve"> fa si che non vengano carcati su </w:t>
+      </w:r>
+      <w:proofErr w:type="spellStart"/>
+      <w:r>
+        <w:t>git</w:t>
+      </w:r>
+      <w:proofErr w:type="spellEnd"/>
+      <w:r>
+        <w:t xml:space="preserve"> il file .</w:t>
+      </w:r>
+      <w:proofErr w:type="spellStart"/>
+      <w:r>
+        <w:t>env</w:t>
+      </w:r>
+      <w:proofErr w:type="spellEnd"/>
+      <w:r>
+        <w:t>, altamente rischioso perché contiene password dell’ambiente.</w:t>
+      </w:r>
+    </w:p>
+    <w:p>
+      <w:r>
+        <w:t>Docs/</w:t>
+      </w:r>
+      <w:proofErr w:type="spellStart"/>
+      <w:r>
+        <w:t>img</w:t>
+      </w:r>
+      <w:proofErr w:type="spellEnd"/>
+      <w:r>
+        <w:t>/ non esiste più.</w:t>
+      </w:r>
+    </w:p>
+    <w:p>
+      <w:r>
+        <w:br w:type="page"/>
+      </w:r>
+    </w:p>
+    <w:p>
+      <w:pPr>
+        <w:pStyle w:val="Titolo1"/>
+        <w:rPr>
+          <w:b/>
+          <w:bCs/>
+          <w:color w:val="auto"/>
+        </w:rPr>
+      </w:pPr>
+      <w:r>
+        <w:rPr>
+          <w:b/>
+          <w:bCs/>
+          <w:color w:val="auto"/>
+        </w:rPr>
+        <w:lastRenderedPageBreak/>
+        <w:t>Healthcheck</w:t>
+      </w:r>
+    </w:p>
+    <w:tbl>
+      <w:tblPr>
+        <w:tblW w:w="0" w:type="auto"/>
+        <w:tblCellSpacing w:w="15" w:type="dxa"/>
+        <w:tblCellMar>
+          <w:top w:w="15" w:type="dxa"/>
+          <w:left w:w="15" w:type="dxa"/>
+          <w:bottom w:w="15" w:type="dxa"/>
+          <w:right w:w="15" w:type="dxa"/>
+        </w:tblCellMar>
+        <w:tblLook w:val="04A0" w:firstRow="1" w:lastRow="0" w:firstColumn="1" w:lastColumn="0" w:noHBand="0" w:noVBand="1"/>
+      </w:tblPr>
+      <w:tblGrid>
+        <w:gridCol w:w="967"/>
+        <w:gridCol w:w="2441"/>
+        <w:gridCol w:w="6230"/>
+      </w:tblGrid>
+      <w:tr>
+        <w:trPr>
+          <w:tblHeader/>
+          <w:tblCellSpacing w:w="15" w:type="dxa"/>
+        </w:trPr>
+        <w:tc>
+          <w:tcPr>
+            <w:tcW w:w="0" w:type="auto"/>
+            <w:vAlign w:val="center"/>
+            <w:hideMark/>
+          </w:tcPr>
+          <w:p>
+            <w:pPr>
+              <w:rPr>
+                <w:b/>
+                <w:bCs/>
+              </w:rPr>
+            </w:pPr>
+            <w:r>
+              <w:rPr>
+                <w:b/>
+                <w:bCs/>
+              </w:rPr>
+              <w:t>Servizio</w:t>
+            </w:r>
+          </w:p>
+        </w:tc>
+        <w:tc>
+          <w:tcPr>
+            <w:tcW w:w="0" w:type="auto"/>
+            <w:vAlign w:val="center"/>
+            <w:hideMark/>
+          </w:tcPr>
+          <w:p>
+            <w:pPr>
+              <w:rPr>
+                <w:b/>
+                <w:bCs/>
+              </w:rPr>
+            </w:pPr>
+            <w:r>
+              <w:rPr>
+                <w:b/>
+                <w:bCs/>
+              </w:rPr>
+              <w:t>Test</w:t>
+            </w:r>
+          </w:p>
+        </w:tc>
+        <w:tc>
+          <w:tcPr>
+            <w:tcW w:w="0" w:type="auto"/>
+            <w:vAlign w:val="center"/>
+            <w:hideMark/>
+          </w:tcPr>
+          <w:p>
+            <w:pPr>
+              <w:rPr>
+                <w:b/>
+                <w:bCs/>
+              </w:rPr>
+            </w:pPr>
+            <w:r>
+              <w:rPr>
+                <w:b/>
+                <w:bCs/>
+              </w:rPr>
+              <w:t>Cosa verifica</w:t>
+            </w:r>
+          </w:p>
+        </w:tc>
+      </w:tr>
+      <w:tr>
+        <w:trPr>
+          <w:tblCellSpacing w:w="15" w:type="dxa"/>
+        </w:trPr>
+        <w:tc>
+          <w:tcPr>
+            <w:tcW w:w="0" w:type="auto"/>
+            <w:vAlign w:val="center"/>
+            <w:hideMark/>
+          </w:tcPr>
+          <w:p>
+            <w:r>
+              <w:t>db</w:t>
+            </w:r>
+          </w:p>
+        </w:tc>
+        <w:tc>
+          <w:tcPr>
+            <w:tcW w:w="0" w:type="auto"/>
+            <w:vAlign w:val="center"/>
+            <w:hideMark/>
+          </w:tcPr>
+          <w:p>
+            <w:proofErr w:type="spellStart"/>
+            <w:r>
+              <w:t>mysqladmin</w:t>
+            </w:r>
+            <w:proofErr w:type="spellEnd"/>
+            <w:r>
+              <w:t xml:space="preserve"> </w:t>
+            </w:r>
+            <w:proofErr w:type="spellStart"/>
+            <w:r>
+              <w:t>ping</w:t>
+            </w:r>
+            <w:proofErr w:type="spellEnd"/>
+            <w:r>
+              <w:t xml:space="preserve"> -h 127.0.0.1</w:t>
+            </w:r>
+          </w:p>
+        </w:tc>
+        <w:tc>
+          <w:tcPr>
+            <w:tcW w:w="0" w:type="auto"/>
+            <w:vAlign w:val="center"/>
+            <w:hideMark/>
+          </w:tcPr>
+          <w:p>
+            <w:r>
+              <w:t>MySQL accetta connessioni TCP (127.0.0.1 evita falsi positivi durante l'inizializzazione)</w:t>
+            </w:r>
+          </w:p>
+        </w:tc>
+      </w:tr>
+      <w:tr>
+        <w:trPr>
+          <w:tblCellSpacing w:w="15" w:type="dxa"/>
+        </w:trPr>
+        <w:tc>
+          <w:tcPr>
+            <w:tcW w:w="0" w:type="auto"/>
+            <w:vAlign w:val="center"/>
+            <w:hideMark/>
+          </w:tcPr>
+          <w:p>
+            <w:r>
+              <w:t>backend</w:t>
+            </w:r>
+          </w:p>
+        </w:tc>
+        <w:tc>
+          <w:tcPr>
+            <w:tcW w:w="0" w:type="auto"/>
+            <w:vAlign w:val="center"/>
+            <w:hideMark/>
+          </w:tcPr>
+          <w:p>
+            <w:r>
+              <w:t>richiesta HTTP a /health</w:t>
+            </w:r>
+          </w:p>
+        </w:tc>
+        <w:tc>
+          <w:tcPr>
+            <w:tcW w:w="0" w:type="auto"/>
+            <w:vAlign w:val="center"/>
+            <w:hideMark/>
+          </w:tcPr>
+          <w:p>
+            <w:r>
+              <w:t>Flask risponde e il database è raggiungibile (SELECT 1)</w:t>
+            </w:r>
+          </w:p>
+        </w:tc>
+      </w:tr>
+    </w:tbl>
+    <w:p>
+      <w:r>
+        <w:t>Il test del backend usa Python (</w:t>
+      </w:r>
+      <w:proofErr w:type="spellStart"/>
+      <w:r>
+        <w:t>urllib</w:t>
+      </w:r>
+      <w:proofErr w:type="spellEnd"/>
+      <w:r>
+        <w:t xml:space="preserve">), perché l'immagine slim non include </w:t>
+      </w:r>
+      <w:proofErr w:type="spellStart"/>
+      <w:r>
+        <w:t>curl</w:t>
+      </w:r>
+      <w:proofErr w:type="spellEnd"/>
+      <w:r>
+        <w:t xml:space="preserve">. </w:t>
+      </w:r>
+      <w:proofErr w:type="spellStart"/>
+      <w:r>
+        <w:t>depends_on</w:t>
+      </w:r>
+      <w:proofErr w:type="spellEnd"/>
+      <w:r>
+        <w:t xml:space="preserve">: </w:t>
+      </w:r>
+      <w:proofErr w:type="spellStart"/>
+      <w:r>
+        <w:t>service_healthy</w:t>
+      </w:r>
+      <w:proofErr w:type="spellEnd"/>
+      <w:r>
+        <w:t xml:space="preserve"> fa partire il backend solo quando il database è sano.</w:t>
+      </w:r>
+    </w:p>
+    <w:p>
+      <w:r>
+        <w:t>Limite da conoscere: /health verifica la connessione al database, non</w:t>
+      </w:r>
+      <w:r>
+        <w:rPr>
+          <w:b/>
+          <w:bCs/>
+        </w:rPr>
+        <w:t xml:space="preserve"> </w:t>
+      </w:r>
+      <w:r>
+        <w:t>l'esistenza</w:t>
+      </w:r>
+      <w:r>
+        <w:rPr>
+          <w:b/>
+          <w:bCs/>
+        </w:rPr>
+        <w:t xml:space="preserve"> </w:t>
+      </w:r>
+      <w:r>
+        <w:t>della</w:t>
+      </w:r>
+      <w:r>
+        <w:rPr>
+          <w:b/>
+          <w:bCs/>
+        </w:rPr>
+        <w:t xml:space="preserve"> </w:t>
+      </w:r>
+      <w:r>
+        <w:t xml:space="preserve">tabella e nemmeno quale versione del codice stia girando. Un backend </w:t>
+      </w:r>
+      <w:proofErr w:type="spellStart"/>
+      <w:r>
+        <w:t>healthy</w:t>
+      </w:r>
+      <w:proofErr w:type="spellEnd"/>
+      <w:r>
+        <w:t xml:space="preserve"> non garantisce quindi che i dati vengano salvati: per questo conviene controllare anche il contenuto del database con l'</w:t>
+      </w:r>
+      <w:proofErr w:type="spellStart"/>
+      <w:r>
+        <w:t>Inspector</w:t>
+      </w:r>
+      <w:proofErr w:type="spellEnd"/>
+      <w:r>
+        <w:t>.</w:t>
+      </w:r>
+    </w:p>
+    <w:p>
+      <w:r>
+        <w:t xml:space="preserve">Comando per vedere lo stato: </w:t>
+      </w:r>
+      <w:proofErr w:type="spellStart"/>
+      <w:r>
+        <w:rPr>
+          <w:i/>
+          <w:iCs/>
+        </w:rPr>
+        <w:t>docker</w:t>
+      </w:r>
+      <w:proofErr w:type="spellEnd"/>
+      <w:r>
+        <w:rPr>
+          <w:i/>
+          <w:iCs/>
+        </w:rPr>
+        <w:t xml:space="preserve"> </w:t>
+      </w:r>
+      <w:proofErr w:type="spellStart"/>
+      <w:r>
+        <w:rPr>
+          <w:i/>
+          <w:iCs/>
+        </w:rPr>
+        <w:t>ps</w:t>
+      </w:r>
+      <w:proofErr w:type="spellEnd"/>
+      <w:r>
+        <w:rPr>
+          <w:i/>
+          <w:iCs/>
+        </w:rPr>
+        <w:t xml:space="preserve"> --format "</w:t>
+      </w:r>
+      <w:proofErr w:type="spellStart"/>
+      <w:r>
+        <w:rPr>
+          <w:i/>
+          <w:iCs/>
+        </w:rPr>
+        <w:t>table</w:t>
+      </w:r>
+      <w:proofErr w:type="spellEnd"/>
+      <w:r>
+        <w:rPr>
+          <w:i/>
+          <w:iCs/>
+        </w:rPr>
+        <w:t xml:space="preserve"> {</w:t>
+      </w:r>
+      <w:proofErr w:type="gramStart"/>
+      <w:r>
+        <w:rPr>
+          <w:i/>
+          <w:iCs/>
+        </w:rPr>
+        <w:t>{.Names</w:t>
+      </w:r>
+      <w:proofErr w:type="gramEnd"/>
+      <w:r>
+        <w:rPr>
+          <w:i/>
+          <w:iCs/>
+        </w:rPr>
+        <w:t>}}\t{{.Status}}\t{{.Ports}}"</w:t>
+      </w:r>
+    </w:p>
+    <w:p>
+      <w:r>
+        <w:drawing>
+          <wp:inline distT="0" distB="0" distL="0" distR="0" wp14:anchorId="6F333222" wp14:editId="36463BD2">
+            <wp:extent cx="6025795" cy="600075"/>
+            <wp:effectExtent l="0" t="0" r="0" b="0"/>
+            <wp:docPr id="10" name="Immagine 10"/>
+            <wp:cNvGraphicFramePr>
+              <a:graphicFrameLocks xmlns:a="http://schemas.openxmlformats.org/drawingml/2006/main" noChangeAspect="1"/>
+            </wp:cNvGraphicFramePr>
+            <a:graphic xmlns:a="http://schemas.openxmlformats.org/drawingml/2006/main">
+              <a:graphicData uri="http://schemas.openxmlformats.org/drawingml/2006/picture">
+                <pic:pic xmlns:pic="http://schemas.openxmlformats.org/drawingml/2006/picture">
+                  <pic:nvPicPr>
+                    <pic:cNvPr id="1" name=""/>
+                    <pic:cNvPicPr/>
+                  </pic:nvPicPr>
+                  <pic:blipFill rotWithShape="1">
+                    <a:blip r:embed="rId12"/>
+                    <a:srcRect t="23077" r="42456"/>
+                    <a:stretch/>
+                  </pic:blipFill>
+                  <pic:spPr bwMode="auto">
+                    <a:xfrm>
+                      <a:off x="0" y="0"/>
+                      <a:ext cx="6049945" cy="602480"/>
+                    </a:xfrm>
+                    <a:prstGeom prst="rect">
+                      <a:avLst/>
+                    </a:prstGeom>
+                    <a:ln>
+                      <a:noFill/>
+                    </a:ln>
+                    <a:extLst>
+                      <a:ext uri="{53640926-AAD7-44D8-BBD7-CCE9431645EC}">
+                        <a14:shadowObscured xmlns:a14="http://schemas.microsoft.com/office/drawing/2010/main"/>
+                      </a:ext>
+                    </a:extLst>
+                  </pic:spPr>
+                </pic:pic>
+              </a:graphicData>
+            </a:graphic>
+          </wp:inline>
+        </w:drawing>
+      </w:r>
+    </w:p>
+    <w:p>
+      <w:r>
+        <w:t>Docker-compose:</w:t>
+      </w:r>
+    </w:p>
+    <w:p>
+      <w:r>
+        <w:t xml:space="preserve">Tutta la connessione al db dipende dal fatto che la connessione deve essere </w:t>
+      </w:r>
+      <w:proofErr w:type="spellStart"/>
+      <w:r>
+        <w:t>healthy</w:t>
+      </w:r>
+      <w:proofErr w:type="spellEnd"/>
+    </w:p>
+    <w:p>
+      <w:r>
+        <w:drawing>
+          <wp:inline distT="0" distB="0" distL="0" distR="0" wp14:anchorId="5DA5B0E4" wp14:editId="38800800">
+            <wp:extent cx="5153744" cy="1648055"/>
+            <wp:effectExtent l="0" t="0" r="8890" b="9525"/>
+            <wp:docPr id="13" name="Immagine 13"/>
+            <wp:cNvGraphicFramePr>
+              <a:graphicFrameLocks xmlns:a="http://schemas.openxmlformats.org/drawingml/2006/main" noChangeAspect="1"/>
+            </wp:cNvGraphicFramePr>
+            <a:graphic xmlns:a="http://schemas.openxmlformats.org/drawingml/2006/main">
+              <a:graphicData uri="http://schemas.openxmlformats.org/drawingml/2006/picture">
+                <pic:pic xmlns:pic="http://schemas.openxmlformats.org/drawingml/2006/picture">
+                  <pic:nvPicPr>
+                    <pic:cNvPr id="1" name=""/>
+                    <pic:cNvPicPr/>
+                  </pic:nvPicPr>
+                  <pic:blipFill>
+                    <a:blip r:embed="rId13"/>
+                    <a:stretch>
+                      <a:fillRect/>
+                    </a:stretch>
+                  </pic:blipFill>
+                  <pic:spPr>
+                    <a:xfrm>
+                      <a:off x="0" y="0"/>
+                      <a:ext cx="5153744" cy="1648055"/>
+                    </a:xfrm>
+                    <a:prstGeom prst="rect">
+                      <a:avLst/>
+                    </a:prstGeom>
+                  </pic:spPr>
+                </pic:pic>
+              </a:graphicData>
+            </a:graphic>
+          </wp:inline>
+        </w:drawing>
+      </w:r>
+    </w:p>
+    <w:p>
+      <w:r>
+        <w:t xml:space="preserve">Per verificare che la connessione al DB sia </w:t>
+      </w:r>
+      <w:proofErr w:type="spellStart"/>
+      <w:r>
+        <w:t>healthy</w:t>
+      </w:r>
+      <w:proofErr w:type="spellEnd"/>
+      <w:r>
+        <w:t xml:space="preserve"> si esegue questo healthcheck:</w:t>
+      </w:r>
+    </w:p>
+    <w:p>
+      <w:r>
+        <w:drawing>
+          <wp:inline distT="0" distB="0" distL="0" distR="0" wp14:anchorId="0C25016F" wp14:editId="74B16FAA">
+            <wp:extent cx="6120130" cy="1473200"/>
+            <wp:effectExtent l="0" t="0" r="0" b="0"/>
+            <wp:docPr id="15" name="Immagine 15"/>
+            <wp:cNvGraphicFramePr>
+              <a:graphicFrameLocks xmlns:a="http://schemas.openxmlformats.org/drawingml/2006/main" noChangeAspect="1"/>
+            </wp:cNvGraphicFramePr>
+            <a:graphic xmlns:a="http://schemas.openxmlformats.org/drawingml/2006/main">
+              <a:graphicData uri="http://schemas.openxmlformats.org/drawingml/2006/picture">
+                <pic:pic xmlns:pic="http://schemas.openxmlformats.org/drawingml/2006/picture">
+                  <pic:nvPicPr>
+                    <pic:cNvPr id="1" name=""/>
+                    <pic:cNvPicPr/>
+                  </pic:nvPicPr>
+                  <pic:blipFill>
+                    <a:blip r:embed="rId14"/>
+                    <a:stretch>
+                      <a:fillRect/>
+                    </a:stretch>
+                  </pic:blipFill>
+                  <pic:spPr>
+                    <a:xfrm>
+                      <a:off x="0" y="0"/>
+                      <a:ext cx="6120130" cy="1473200"/>
+                    </a:xfrm>
+                    <a:prstGeom prst="rect">
+                      <a:avLst/>
+                    </a:prstGeom>
+                  </pic:spPr>
+                </pic:pic>
+              </a:graphicData>
+            </a:graphic>
+          </wp:inline>
+        </w:drawing>
+      </w:r>
+    </w:p>
+    <w:p>
+      <w:r>
+        <w:br w:type="page"/>
+      </w:r>
+    </w:p>
+    <w:p>
+      <w:r>
+        <w:lastRenderedPageBreak/>
+        <w:t>Per verificare la connessione</w:t>
+      </w:r>
+      <w:r>
+        <w:t xml:space="preserve"> backend</w:t>
+      </w:r>
+      <w:r>
+        <w:t xml:space="preserve"> si esegue un test dell’URL </w:t>
+      </w:r>
+      <w:r>
+        <w:t>ogni 15s.</w:t>
+      </w:r>
+    </w:p>
+    <w:p>
+      <w:r>
+        <w:drawing>
+          <wp:inline distT="0" distB="0" distL="0" distR="0" wp14:anchorId="13CB82FC" wp14:editId="5524A1AC">
+            <wp:extent cx="6120130" cy="1614170"/>
+            <wp:effectExtent l="0" t="0" r="0" b="5080"/>
+            <wp:docPr id="14" name="Immagine 14"/>
+            <wp:cNvGraphicFramePr>
+              <a:graphicFrameLocks xmlns:a="http://schemas.openxmlformats.org/drawingml/2006/main" noChangeAspect="1"/>
+            </wp:cNvGraphicFramePr>
+            <a:graphic xmlns:a="http://schemas.openxmlformats.org/drawingml/2006/main">
+              <a:graphicData uri="http://schemas.openxmlformats.org/drawingml/2006/picture">
+                <pic:pic xmlns:pic="http://schemas.openxmlformats.org/drawingml/2006/picture">
+                  <pic:nvPicPr>
+                    <pic:cNvPr id="1" name=""/>
+                    <pic:cNvPicPr/>
+                  </pic:nvPicPr>
+                  <pic:blipFill>
+                    <a:blip r:embed="rId15"/>
+                    <a:stretch>
+                      <a:fillRect/>
+                    </a:stretch>
+                  </pic:blipFill>
+                  <pic:spPr>
+                    <a:xfrm>
+                      <a:off x="0" y="0"/>
+                      <a:ext cx="6120130" cy="1614170"/>
+                    </a:xfrm>
+                    <a:prstGeom prst="rect">
+                      <a:avLst/>
+                    </a:prstGeom>
+                  </pic:spPr>
+                </pic:pic>
+              </a:graphicData>
+            </a:graphic>
+          </wp:inline>
+        </w:drawing>
+      </w:r>
+      <w:r>
+        <w:br w:type="page"/>
+      </w:r>
+    </w:p>
+    <w:p>
+      <w:pPr>
+        <w:pStyle w:val="Titolo1"/>
+        <w:rPr>
+          <w:b/>
+          <w:bCs/>
+          <w:color w:val="auto"/>
+        </w:rPr>
+      </w:pPr>
+      <w:r>
+        <w:rPr>
+          <w:b/>
+          <w:bCs/>
+          <w:color w:val="auto"/>
+        </w:rPr>
+        <w:lastRenderedPageBreak/>
+        <w:t>Persistenza</w:t>
+      </w:r>
+    </w:p>
+    <w:p>
+      <w:r>
+        <w:t xml:space="preserve">I dati di MySQL sono nel volume </w:t>
+      </w:r>
+      <w:proofErr w:type="spellStart"/>
+      <w:r>
+        <w:t>todo</w:t>
+      </w:r>
+      <w:proofErr w:type="spellEnd"/>
+      <w:r>
+        <w:t>-</w:t>
+      </w:r>
+      <w:proofErr w:type="spellStart"/>
+      <w:r>
+        <w:t>mysql</w:t>
+      </w:r>
+      <w:proofErr w:type="spellEnd"/>
+      <w:r>
+        <w:t>-data:</w:t>
+      </w:r>
+    </w:p>
+    <w:p>
+      <w:pPr>
+        <w:numPr>
+          <w:ilvl w:val="0"/>
+          <w:numId w:val="4"/>
+        </w:numPr>
+        <w:spacing w:line="240" w:lineRule="auto"/>
+      </w:pPr>
+      <w:r>
+        <w:rPr>
+          <w:b/>
+          <w:bCs/>
+        </w:rPr>
+        <w:t>sopravvivono</w:t>
+      </w:r>
+      <w:r>
+        <w:t xml:space="preserve"> a </w:t>
+      </w:r>
+      <w:proofErr w:type="spellStart"/>
+      <w:r>
+        <w:t>docker</w:t>
+      </w:r>
+      <w:proofErr w:type="spellEnd"/>
+      <w:r>
+        <w:t xml:space="preserve"> compose down, a nuove build e a </w:t>
+      </w:r>
+      <w:proofErr w:type="spellStart"/>
+      <w:r>
+        <w:t>redeploy</w:t>
+      </w:r>
+      <w:proofErr w:type="spellEnd"/>
+      <w:r>
+        <w:t xml:space="preserve"> da </w:t>
+      </w:r>
+      <w:proofErr w:type="spellStart"/>
+      <w:r>
+        <w:t>Portainer</w:t>
+      </w:r>
+      <w:proofErr w:type="spellEnd"/>
+      <w:r>
+        <w:t>;</w:t>
+      </w:r>
+    </w:p>
+    <w:p>
+      <w:pPr>
+        <w:numPr>
+          <w:ilvl w:val="0"/>
+          <w:numId w:val="4"/>
+        </w:numPr>
+        <w:spacing w:line="240" w:lineRule="auto"/>
+      </w:pPr>
+      <w:r>
+        <w:t xml:space="preserve">sono </w:t>
+      </w:r>
+      <w:r>
+        <w:rPr>
+          <w:b/>
+          <w:bCs/>
+        </w:rPr>
+        <w:t>cancellati</w:t>
+      </w:r>
+      <w:r>
+        <w:t xml:space="preserve"> da </w:t>
+      </w:r>
+      <w:proofErr w:type="spellStart"/>
+      <w:r>
+        <w:t>docker</w:t>
+      </w:r>
+      <w:proofErr w:type="spellEnd"/>
+      <w:r>
+        <w:t xml:space="preserve"> compose down -v o dalla rimozione manuale del volume.</w:t>
+      </w:r>
+    </w:p>
+    <w:p>
+      <w:r>
+        <w:t>Scelte che la rendono corretta:</w:t>
+      </w:r>
+    </w:p>
+    <w:p>
+      <w:pPr>
+        <w:numPr>
+          <w:ilvl w:val="0"/>
+          <w:numId w:val="5"/>
+        </w:numPr>
+        <w:spacing w:line="240" w:lineRule="auto"/>
+      </w:pPr>
+      <w:r>
+        <w:t xml:space="preserve">volume </w:t>
+      </w:r>
+      <w:r>
+        <w:rPr>
+          <w:b/>
+          <w:bCs/>
+        </w:rPr>
+        <w:t>nominato</w:t>
+      </w:r>
+      <w:r>
+        <w:t xml:space="preserve"> gestito da Docker (più portabile e robusto di un </w:t>
+      </w:r>
+      <w:proofErr w:type="spellStart"/>
+      <w:r>
+        <w:t>bind</w:t>
+      </w:r>
+      <w:proofErr w:type="spellEnd"/>
+      <w:r>
+        <w:t xml:space="preserve"> </w:t>
+      </w:r>
+      <w:proofErr w:type="spellStart"/>
+      <w:r>
+        <w:t>mount</w:t>
+      </w:r>
+      <w:proofErr w:type="spellEnd"/>
+      <w:r>
+        <w:t xml:space="preserve"> sul disco);</w:t>
+      </w:r>
+    </w:p>
+    <w:p>
+      <w:pPr>
+        <w:numPr>
+          <w:ilvl w:val="0"/>
+          <w:numId w:val="5"/>
+        </w:numPr>
+        <w:spacing w:line="240" w:lineRule="auto"/>
+      </w:pPr>
+      <w:r>
+        <w:rPr>
+          <w:b/>
+          <w:bCs/>
+        </w:rPr>
+        <w:t>nome esplicito</w:t>
+      </w:r>
+      <w:r>
+        <w:t xml:space="preserve">, che non cambia con il nome del progetto o dello </w:t>
+      </w:r>
+      <w:proofErr w:type="spellStart"/>
+      <w:r>
+        <w:t>stack</w:t>
+      </w:r>
+      <w:proofErr w:type="spellEnd"/>
+      <w:r>
+        <w:t>;</w:t>
+      </w:r>
+    </w:p>
+    <w:p>
+      <w:pPr>
+        <w:numPr>
+          <w:ilvl w:val="0"/>
+          <w:numId w:val="5"/>
+        </w:numPr>
+        <w:spacing w:line="240" w:lineRule="auto"/>
+      </w:pPr>
+      <w:r>
+        <w:t>i dati non stanno mai nell'immagine né nel repository.</w:t>
+      </w:r>
+    </w:p>
+    <w:p>
+      <w:pPr>
+        <w:spacing w:line="240" w:lineRule="auto"/>
+      </w:pPr>
+      <w:r>
+        <w:t>Prova di persistenza:</w:t>
+      </w:r>
+    </w:p>
+    <w:p>
+      <w:pPr>
+        <w:numPr>
+          <w:ilvl w:val="0"/>
+          <w:numId w:val="6"/>
+        </w:numPr>
+        <w:spacing w:line="240" w:lineRule="auto"/>
+      </w:pPr>
+      <w:r>
+        <w:t>aggiungi alcune attività;</w:t>
+      </w:r>
+    </w:p>
+    <w:p>
+      <w:pPr>
+        <w:numPr>
+          <w:ilvl w:val="0"/>
+          <w:numId w:val="6"/>
+        </w:numPr>
+        <w:spacing w:line="240" w:lineRule="auto"/>
+      </w:pPr>
+      <w:proofErr w:type="spellStart"/>
+      <w:r>
+        <w:t>docker</w:t>
+      </w:r>
+      <w:proofErr w:type="spellEnd"/>
+      <w:r>
+        <w:t xml:space="preserve"> compose down e poi </w:t>
+      </w:r>
+      <w:proofErr w:type="spellStart"/>
+      <w:r>
+        <w:t>docker</w:t>
+      </w:r>
+      <w:proofErr w:type="spellEnd"/>
+      <w:r>
+        <w:t xml:space="preserve"> compose up -d (senza -v);</w:t>
+      </w:r>
+    </w:p>
+    <w:p>
+      <w:pPr>
+        <w:numPr>
+          <w:ilvl w:val="0"/>
+          <w:numId w:val="6"/>
+        </w:numPr>
+        <w:spacing w:line="240" w:lineRule="auto"/>
+      </w:pPr>
+      <w:r>
+        <w:t>ricrea l'</w:t>
+      </w:r>
+      <w:proofErr w:type="spellStart"/>
+      <w:r>
+        <w:t>Inspector</w:t>
+      </w:r>
+      <w:proofErr w:type="spellEnd"/>
+      <w:r>
+        <w:t>;</w:t>
+      </w:r>
+    </w:p>
+    <w:p>
+      <w:pPr>
+        <w:numPr>
+          <w:ilvl w:val="0"/>
+          <w:numId w:val="6"/>
+        </w:numPr>
+        <w:spacing w:line="240" w:lineRule="auto"/>
+      </w:pPr>
+      <w:r>
+        <w:t>ricarica l'app: le attività devono esserci ancora.</w:t>
+      </w:r>
+    </w:p>
+    <w:p>
+      <w:pPr>
+        <w:spacing w:line="240" w:lineRule="auto"/>
+      </w:pPr>
+      <w:r>
+        <w:rPr>
+          <w:noProof/>
+        </w:rPr>
+        <mc:AlternateContent>
+          <mc:Choice Requires="wps">
+            <w:drawing>
+              <wp:anchor distT="0" distB="0" distL="114300" distR="114300" simplePos="0" relativeHeight="251659264" behindDoc="0" locked="0" layoutInCell="1" allowOverlap="1" wp14:anchorId="68B60619" wp14:editId="37583392">
+                <wp:simplePos x="0" y="0"/>
+                <wp:positionH relativeFrom="column">
+                  <wp:posOffset>-5715</wp:posOffset>
+                </wp:positionH>
+                <wp:positionV relativeFrom="paragraph">
+                  <wp:posOffset>1146810</wp:posOffset>
+                </wp:positionV>
+                <wp:extent cx="2152650" cy="257175"/>
+                <wp:effectExtent l="0" t="0" r="19050" b="28575"/>
+                <wp:wrapNone/>
+                <wp:docPr id="12" name="Ovale 12"/>
+                <wp:cNvGraphicFramePr/>
+                <a:graphic xmlns:a="http://schemas.openxmlformats.org/drawingml/2006/main">
+                  <a:graphicData uri="http://schemas.microsoft.com/office/word/2010/wordprocessingShape">
+                    <wps:wsp>
+                      <wps:cNvSpPr/>
+                      <wps:spPr>
+                        <a:xfrm>
+                          <a:off x="0" y="0"/>
+                          <a:ext cx="2152650" cy="257175"/>
+                        </a:xfrm>
+                        <a:prstGeom prst="ellipse">
+                          <a:avLst/>
+                        </a:prstGeom>
+                        <a:noFill/>
+                        <a:ln>
+                          <a:solidFill>
+                            <a:srgbClr val="FF0000"/>
+                          </a:solidFill>
+                        </a:ln>
+                      </wps:spPr>
+                      <wps:style>
+                        <a:lnRef idx="2">
+                          <a:schemeClr val="accent1">
+                            <a:shade val="15000"/>
+                          </a:schemeClr>
+                        </a:lnRef>
+                        <a:fillRef idx="1">
+                          <a:schemeClr val="accent1"/>
+                        </a:fillRef>
+                        <a:effectRef idx="0">
+                          <a:schemeClr val="accent1"/>
+                        </a:effectRef>
+                        <a:fontRef idx="minor">
+                          <a:schemeClr val="lt1"/>
+                        </a:fontRef>
+                      </wps:style>
+                      <wps:bodyPr rot="0" spcFirstLastPara="0" vertOverflow="overflow" horzOverflow="overflow" vert="horz" wrap="square" lIns="91440" tIns="45720" rIns="91440" bIns="45720" numCol="1" spcCol="0" rtlCol="0" fromWordArt="0" anchor="ctr" anchorCtr="0" forceAA="0" compatLnSpc="1">
+                        <a:prstTxWarp prst="textNoShape">
+                          <a:avLst/>
+                        </a:prstTxWarp>
+                        <a:noAutofit/>
+                      </wps:bodyPr>
+                    </wps:wsp>
+                  </a:graphicData>
+                </a:graphic>
+                <wp14:sizeRelH relativeFrom="margin">
+                  <wp14:pctWidth>0</wp14:pctWidth>
+                </wp14:sizeRelH>
+                <wp14:sizeRelV relativeFrom="margin">
+                  <wp14:pctHeight>0</wp14:pctHeight>
+                </wp14:sizeRelV>
+              </wp:anchor>
+            </w:drawing>
+          </mc:Choice>
+          <mc:Fallback>
+            <w:pict>
+              <v:oval w14:anchorId="075EBCAC" id="Ovale 12" o:spid="_x0000_s1026" style="position:absolute;margin-left:-.45pt;margin-top:90.3pt;width:169.5pt;height:20.25pt;z-index:251659264;visibility:visible;mso-wrap-style:square;mso-width-percent:0;mso-height-percent:0;mso-wrap-distance-left:9pt;mso-wrap-distance-top:0;mso-wrap-distance-right:9pt;mso-wrap-distance-bottom:0;mso-position-horizontal:absolute;mso-position-horizontal-relative:text;mso-position-vertical:absolute;mso-position-vertical-relative:text;mso-width-percent:0;mso-height-percent:0;mso-width-relative:margin;mso-height-relative:margin;v-text-anchor:middle" o:gfxdata="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" filled="f" strokecolor="red" strokeweight="1pt">
+                <v:stroke joinstyle="miter"/>
+              </v:oval>
+            </w:pict>
+          </mc:Fallback>
+        </mc:AlternateContent>
+      </w:r>
+      <w:r>
+        <w:drawing>
+          <wp:inline distT="0" distB="0" distL="0" distR="0" wp14:anchorId="08E70BAB" wp14:editId="640DBF5A">
+            <wp:extent cx="6120130" cy="1525270"/>
+            <wp:effectExtent l="0" t="0" r="0" b="0"/>
+            <wp:docPr id="11" name="Immagine 11"/>
+            <wp:cNvGraphicFramePr>
+              <a:graphicFrameLocks xmlns:a="http://schemas.openxmlformats.org/drawingml/2006/main" noChangeAspect="1"/>
+            </wp:cNvGraphicFramePr>
+            <a:graphic xmlns:a="http://schemas.openxmlformats.org/drawingml/2006/main">
+              <a:graphicData uri="http://schemas.openxmlformats.org/drawingml/2006/picture">
+                <pic:pic xmlns:pic="http://schemas.openxmlformats.org/drawingml/2006/picture">
+                  <pic:nvPicPr>
+                    <pic:cNvPr id="1" name=""/>
+                    <pic:cNvPicPr/>
+                  </pic:nvPicPr>
+                  <pic:blipFill>
+                    <a:blip r:embed="rId16"/>
+                    <a:stretch>
+                      <a:fillRect/>
+                    </a:stretch>
+                  </pic:blipFill>
+                  <pic:spPr>
+                    <a:xfrm>
+                      <a:off x="0" y="0"/>
+                      <a:ext cx="6120130" cy="1525270"/>
+                    </a:xfrm>
+                    <a:prstGeom prst="rect">
+                      <a:avLst/>
+                    </a:prstGeom>
+                  </pic:spPr>
+                </pic:pic>
+              </a:graphicData>
+            </a:graphic>
+          </wp:inline>
+        </w:drawing>
+      </w:r>
+    </w:p>
+    <w:p>
+      <w:pPr>
+        <w:spacing w:line="240" w:lineRule="auto"/>
+      </w:pPr>
+    </w:p>
+    <w:p>
+      <w:r>
+        <w:br w:type="page"/>
+      </w:r>
+    </w:p>
+    <w:p>
+      <w:pPr>
+        <w:pStyle w:val="Titolo1"/>
+        <w:rPr>
+          <w:b/>
+          <w:bCs/>
+          <w:color w:val="auto"/>
+        </w:rPr>
+      </w:pPr>
+      <w:r>
+        <w:rPr>
+          <w:b/>
+          <w:bCs/>
+          <w:color w:val="auto"/>
+        </w:rPr>
+        <w:lastRenderedPageBreak/>
+        <w:t>Comandi utili</w:t>
+      </w:r>
+    </w:p>
+    <w:tbl>
+      <w:tblPr>
+        <w:tblW w:w="0" w:type="auto"/>
+        <w:tblCellSpacing w:w="15" w:type="dxa"/>
+        <w:tblCellMar>
+          <w:top w:w="15" w:type="dxa"/>
+          <w:left w:w="15" w:type="dxa"/>
+          <w:bottom w:w="15" w:type="dxa"/>
+          <w:right w:w="15" w:type="dxa"/>
+        </w:tblCellMar>
+        <w:tblLook w:val="04A0" w:firstRow="1" w:lastRow="0" w:firstColumn="1" w:lastColumn="0" w:noHBand="0" w:noVBand="1"/>
+      </w:tblPr>
+      <w:tblGrid>
+        <w:gridCol w:w="6044"/>
+        <w:gridCol w:w="3594"/>
+      </w:tblGrid>
+      <w:tr>
+        <w:trPr>
+          <w:tblHeader/>
+          <w:tblCellSpacing w:w="15" w:type="dxa"/>
+        </w:trPr>
+        <w:tc>
+          <w:tcPr>
+            <w:tcW w:w="0" w:type="auto"/>
+            <w:vAlign w:val="center"/>
+            <w:hideMark/>
+          </w:tcPr>
+          <w:p>
+            <w:pPr>
+              <w:rPr>
+                <w:b/>
+                <w:bCs/>
+              </w:rPr>
+            </w:pPr>
+            <w:r>
+              <w:rPr>
+                <w:b/>
+                <w:bCs/>
+              </w:rPr>
+              <w:t>Comando</w:t>
+            </w:r>
+          </w:p>
+        </w:tc>
+        <w:tc>
+          <w:tcPr>
+            <w:tcW w:w="0" w:type="auto"/>
+            <w:vAlign w:val="center"/>
+            <w:hideMark/>
+          </w:tcPr>
+          <w:p>
+            <w:pPr>
+              <w:rPr>
+                <w:b/>
+                <w:bCs/>
+              </w:rPr>
+            </w:pPr>
+            <w:r>
+              <w:rPr>
+                <w:b/>
+                <w:bCs/>
+              </w:rPr>
+              <w:t>Effetto</w:t>
+            </w:r>
+          </w:p>
+        </w:tc>
+      </w:tr>
+      <w:tr>
+        <w:trPr>
+          <w:tblCellSpacing w:w="15" w:type="dxa"/>
+        </w:trPr>
+        <w:tc>
+          <w:tcPr>
+            <w:tcW w:w="0" w:type="auto"/>
+            <w:vAlign w:val="center"/>
+            <w:hideMark/>
+          </w:tcPr>
+          <w:p>
+            <w:proofErr w:type="spellStart"/>
+            <w:r>
+              <w:t>docker</w:t>
+            </w:r>
+            <w:proofErr w:type="spellEnd"/>
+            <w:r>
+              <w:t xml:space="preserve"> compose up --build</w:t>
+            </w:r>
+          </w:p>
+        </w:tc>
+        <w:tc>
+          <w:tcPr>
+            <w:tcW w:w="0" w:type="auto"/>
+            <w:vAlign w:val="center"/>
+            <w:hideMark/>
+          </w:tcPr>
+          <w:p>
+            <w:r>
+              <w:t xml:space="preserve">Costruisce e avvia lo </w:t>
+            </w:r>
+            <w:proofErr w:type="spellStart"/>
+            <w:r>
+              <w:t>stack</w:t>
+            </w:r>
+            <w:proofErr w:type="spellEnd"/>
+          </w:p>
+        </w:tc>
+      </w:tr>
+      <w:tr>
+        <w:trPr>
+          <w:tblCellSpacing w:w="15" w:type="dxa"/>
+        </w:trPr>
+        <w:tc>
+          <w:tcPr>
+            <w:tcW w:w="0" w:type="auto"/>
+            <w:vAlign w:val="center"/>
+            <w:hideMark/>
+          </w:tcPr>
+          <w:p>
+            <w:proofErr w:type="spellStart"/>
+            <w:r>
+              <w:t>docker</w:t>
+            </w:r>
+            <w:proofErr w:type="spellEnd"/>
+            <w:r>
+              <w:t xml:space="preserve"> compose build --no-cache backend</w:t>
+            </w:r>
+          </w:p>
+        </w:tc>
+        <w:tc>
+          <w:tcPr>
+            <w:tcW w:w="0" w:type="auto"/>
+            <w:vAlign w:val="center"/>
+            <w:hideMark/>
+          </w:tcPr>
+          <w:p>
+            <w:r>
+              <w:t>Ricostruisce il backend senza cache</w:t>
+            </w:r>
+          </w:p>
+        </w:tc>
+      </w:tr>
+      <w:tr>
+        <w:trPr>
+          <w:tblCellSpacing w:w="15" w:type="dxa"/>
+        </w:trPr>
+        <w:tc>
+          <w:tcPr>
+            <w:tcW w:w="0" w:type="auto"/>
+            <w:vAlign w:val="center"/>
+            <w:hideMark/>
+          </w:tcPr>
+          <w:p>
+            <w:proofErr w:type="spellStart"/>
+            <w:r>
+              <w:t>docker</w:t>
+            </w:r>
+            <w:proofErr w:type="spellEnd"/>
+            <w:r>
+              <w:t xml:space="preserve"> compose -f </w:t>
+            </w:r>
+            <w:proofErr w:type="spellStart"/>
+            <w:r>
+              <w:t>docker-compose.yml</w:t>
+            </w:r>
+            <w:proofErr w:type="spellEnd"/>
+            <w:r>
+              <w:t xml:space="preserve"> -f </w:t>
+            </w:r>
+            <w:proofErr w:type="spellStart"/>
+            <w:r>
+              <w:t>docker-compose.dev.yml</w:t>
+            </w:r>
+            <w:proofErr w:type="spellEnd"/>
+            <w:r>
+              <w:t xml:space="preserve"> up --build</w:t>
+            </w:r>
+          </w:p>
+        </w:tc>
+        <w:tc>
+          <w:tcPr>
+            <w:tcW w:w="0" w:type="auto"/>
+            <w:vAlign w:val="center"/>
+            <w:hideMark/>
+          </w:tcPr>
+          <w:p>
+            <w:r>
+              <w:t>Avvia in modalità Development</w:t>
+            </w:r>
+          </w:p>
+        </w:tc>
+      </w:tr>
+      <w:tr>
+        <w:trPr>
+          <w:tblCellSpacing w:w="15" w:type="dxa"/>
+        </w:trPr>
+        <w:tc>
+          <w:tcPr>
+            <w:tcW w:w="0" w:type="auto"/>
+            <w:vAlign w:val="center"/>
+            <w:hideMark/>
+          </w:tcPr>
+          <w:p>
+            <w:proofErr w:type="spellStart"/>
+            <w:r>
+              <w:t>docker</w:t>
+            </w:r>
+            <w:proofErr w:type="spellEnd"/>
+            <w:r>
+              <w:t xml:space="preserve"> compose </w:t>
+            </w:r>
+            <w:proofErr w:type="spellStart"/>
+            <w:r>
+              <w:t>ps</w:t>
+            </w:r>
+            <w:proofErr w:type="spellEnd"/>
+          </w:p>
+        </w:tc>
+        <w:tc>
+          <w:tcPr>
+            <w:tcW w:w="0" w:type="auto"/>
+            <w:vAlign w:val="center"/>
+            <w:hideMark/>
+          </w:tcPr>
+          <w:p>
+            <w:r>
+              <w:t>Stato e salute dei servizi</w:t>
+            </w:r>
+          </w:p>
+        </w:tc>
+      </w:tr>
+      <w:tr>
+        <w:trPr>
+          <w:tblCellSpacing w:w="15" w:type="dxa"/>
+        </w:trPr>
+        <w:tc>
+          <w:tcPr>
+            <w:tcW w:w="0" w:type="auto"/>
+            <w:vAlign w:val="center"/>
+            <w:hideMark/>
+          </w:tcPr>
+          <w:p>
+            <w:proofErr w:type="spellStart"/>
+            <w:r>
+              <w:t>docker</w:t>
+            </w:r>
+            <w:proofErr w:type="spellEnd"/>
+            <w:r>
+              <w:t xml:space="preserve"> compose logs -f backend</w:t>
+            </w:r>
+          </w:p>
+        </w:tc>
+        <w:tc>
+          <w:tcPr>
+            <w:tcW w:w="0" w:type="auto"/>
+            <w:vAlign w:val="center"/>
+            <w:hideMark/>
+          </w:tcPr>
+          <w:p>
+            <w:r>
+              <w:t>Log del backend</w:t>
+            </w:r>
+          </w:p>
+        </w:tc>
+      </w:tr>
+      <w:tr>
+        <w:trPr>
+          <w:tblCellSpacing w:w="15" w:type="dxa"/>
+        </w:trPr>
+        <w:tc>
+          <w:tcPr>
+            <w:tcW w:w="0" w:type="auto"/>
+            <w:vAlign w:val="center"/>
+            <w:hideMark/>
+          </w:tcPr>
+          <w:p>
+            <w:proofErr w:type="spellStart"/>
+            <w:r>
+              <w:t>docker</w:t>
+            </w:r>
+            <w:proofErr w:type="spellEnd"/>
+            <w:r>
+              <w:t xml:space="preserve"> compose </w:t>
+            </w:r>
+            <w:proofErr w:type="spellStart"/>
+            <w:r>
+              <w:t>exec</w:t>
+            </w:r>
+            <w:proofErr w:type="spellEnd"/>
+            <w:r>
+              <w:t xml:space="preserve"> backend </w:t>
+            </w:r>
+            <w:proofErr w:type="spellStart"/>
+            <w:r>
+              <w:t>bash</w:t>
+            </w:r>
+            <w:proofErr w:type="spellEnd"/>
+          </w:p>
+        </w:tc>
+        <w:tc>
+          <w:tcPr>
+            <w:tcW w:w="0" w:type="auto"/>
+            <w:vAlign w:val="center"/>
+            <w:hideMark/>
+          </w:tcPr>
+          <w:p>
+            <w:r>
+              <w:t>Shell nel container dell'app</w:t>
+            </w:r>
+          </w:p>
+        </w:tc>
+      </w:tr>
+      <w:tr>
+        <w:trPr>
+          <w:tblCellSpacing w:w="15" w:type="dxa"/>
+        </w:trPr>
+        <w:tc>
+          <w:tcPr>
+            <w:tcW w:w="0" w:type="auto"/>
+            <w:vAlign w:val="center"/>
+            <w:hideMark/>
+          </w:tcPr>
+          <w:p>
+            <w:pPr>
+              <w:rPr>
+                <w:lang w:val="fr-CH"/>
+              </w:rPr>
+            </w:pPr>
+            <w:proofErr w:type="gramStart"/>
+            <w:r>
+              <w:rPr>
+                <w:lang w:val="fr-CH"/>
+              </w:rPr>
+              <w:t>docker</w:t>
+            </w:r>
+            <w:proofErr w:type="gramEnd"/>
+            <w:r>
+              <w:rPr>
+                <w:lang w:val="fr-CH"/>
+              </w:rPr>
+              <w:t xml:space="preserve"> compose </w:t>
+            </w:r>
+            <w:proofErr w:type="spellStart"/>
+            <w:r>
+              <w:rPr>
+                <w:lang w:val="fr-CH"/>
+              </w:rPr>
+              <w:t>exec</w:t>
+            </w:r>
+            <w:proofErr w:type="spellEnd"/>
+            <w:r>
+              <w:rPr>
+                <w:lang w:val="fr-CH"/>
+              </w:rPr>
+              <w:t xml:space="preserve"> db </w:t>
+            </w:r>
+            <w:proofErr w:type="spellStart"/>
+            <w:r>
+              <w:rPr>
+                <w:lang w:val="fr-CH"/>
+              </w:rPr>
+              <w:t>mysql</w:t>
+            </w:r>
+            <w:proofErr w:type="spellEnd"/>
+            <w:r>
+              <w:rPr>
+                <w:lang w:val="fr-CH"/>
+              </w:rPr>
+              <w:t xml:space="preserve"> -</w:t>
+            </w:r>
+            <w:proofErr w:type="spellStart"/>
+            <w:r>
+              <w:rPr>
+                <w:lang w:val="fr-CH"/>
+              </w:rPr>
+              <w:t>uapp</w:t>
+            </w:r>
+            <w:proofErr w:type="spellEnd"/>
+            <w:r>
+              <w:rPr>
+                <w:lang w:val="fr-CH"/>
+              </w:rPr>
+              <w:t xml:space="preserve"> -p </w:t>
+            </w:r>
+            <w:proofErr w:type="spellStart"/>
+            <w:r>
+              <w:rPr>
+                <w:lang w:val="fr-CH"/>
+              </w:rPr>
+              <w:t>todos</w:t>
+            </w:r>
+            <w:proofErr w:type="spellEnd"/>
+          </w:p>
+        </w:tc>
+        <w:tc>
+          <w:tcPr>
+            <w:tcW w:w="0" w:type="auto"/>
+            <w:vAlign w:val="center"/>
+            <w:hideMark/>
+          </w:tcPr>
+          <w:p>
+            <w:r>
+              <w:t>Shell MySQL</w:t>
+            </w:r>
+          </w:p>
+        </w:tc>
+      </w:tr>
+      <w:tr>
+        <w:trPr>
+          <w:tblCellSpacing w:w="15" w:type="dxa"/>
+        </w:trPr>
+        <w:tc>
+          <w:tcPr>
+            <w:tcW w:w="0" w:type="auto"/>
+            <w:vAlign w:val="center"/>
+            <w:hideMark/>
+          </w:tcPr>
+          <w:p>
+            <w:pPr>
+              <w:rPr>
+                <w:lang w:val="fr-CH"/>
+              </w:rPr>
+            </w:pPr>
+            <w:proofErr w:type="gramStart"/>
+            <w:r>
+              <w:rPr>
+                <w:lang w:val="fr-CH"/>
+              </w:rPr>
+              <w:t>docker</w:t>
+            </w:r>
+            <w:proofErr w:type="gramEnd"/>
+            <w:r>
+              <w:rPr>
+                <w:lang w:val="fr-CH"/>
+              </w:rPr>
+              <w:t xml:space="preserve"> compose -f </w:t>
+            </w:r>
+            <w:proofErr w:type="spellStart"/>
+            <w:r>
+              <w:rPr>
+                <w:lang w:val="fr-CH"/>
+              </w:rPr>
+              <w:t>inspector</w:t>
+            </w:r>
+            <w:proofErr w:type="spellEnd"/>
+            <w:r>
+              <w:rPr>
+                <w:lang w:val="fr-CH"/>
+              </w:rPr>
+              <w:t>/docker-</w:t>
+            </w:r>
+            <w:proofErr w:type="spellStart"/>
+            <w:r>
+              <w:rPr>
+                <w:lang w:val="fr-CH"/>
+              </w:rPr>
+              <w:t>compose.yml</w:t>
+            </w:r>
+            <w:proofErr w:type="spellEnd"/>
+            <w:r>
+              <w:rPr>
+                <w:lang w:val="fr-CH"/>
+              </w:rPr>
+              <w:t xml:space="preserve"> up -d</w:t>
+            </w:r>
+          </w:p>
+        </w:tc>
+        <w:tc>
+          <w:tcPr>
+            <w:tcW w:w="0" w:type="auto"/>
+            <w:vAlign w:val="center"/>
+            <w:hideMark/>
+          </w:tcPr>
+          <w:p>
+            <w:r>
+              <w:t>Avvia l'</w:t>
+            </w:r>
+            <w:proofErr w:type="spellStart"/>
+            <w:r>
+              <w:t>Inspector</w:t>
+            </w:r>
+            <w:proofErr w:type="spellEnd"/>
+          </w:p>
+        </w:tc>
+      </w:tr>
+      <w:tr>
+        <w:trPr>
+          <w:tblCellSpacing w:w="15" w:type="dxa"/>
+        </w:trPr>
+        <w:tc>
+          <w:tcPr>
+            <w:tcW w:w="0" w:type="auto"/>
+            <w:vAlign w:val="center"/>
+            <w:hideMark/>
+          </w:tcPr>
+          <w:p>
+            <w:pPr>
+              <w:rPr>
+                <w:lang w:val="fr-CH"/>
+              </w:rPr>
+            </w:pPr>
+            <w:proofErr w:type="gramStart"/>
+            <w:r>
+              <w:rPr>
+                <w:lang w:val="fr-CH"/>
+              </w:rPr>
+              <w:t>docker</w:t>
+            </w:r>
+            <w:proofErr w:type="gramEnd"/>
+            <w:r>
+              <w:rPr>
+                <w:lang w:val="fr-CH"/>
+              </w:rPr>
+              <w:t xml:space="preserve"> compose -f </w:t>
+            </w:r>
+            <w:proofErr w:type="spellStart"/>
+            <w:r>
+              <w:rPr>
+                <w:lang w:val="fr-CH"/>
+              </w:rPr>
+              <w:t>inspector</w:t>
+            </w:r>
+            <w:proofErr w:type="spellEnd"/>
+            <w:r>
+              <w:rPr>
+                <w:lang w:val="fr-CH"/>
+              </w:rPr>
+              <w:t>/docker-</w:t>
+            </w:r>
+            <w:proofErr w:type="spellStart"/>
+            <w:r>
+              <w:rPr>
+                <w:lang w:val="fr-CH"/>
+              </w:rPr>
+              <w:t>compose.yml</w:t>
+            </w:r>
+            <w:proofErr w:type="spellEnd"/>
+            <w:r>
+              <w:rPr>
+                <w:lang w:val="fr-CH"/>
+              </w:rPr>
+              <w:t xml:space="preserve"> up -d --force-</w:t>
+            </w:r>
+            <w:proofErr w:type="spellStart"/>
+            <w:r>
+              <w:rPr>
+                <w:lang w:val="fr-CH"/>
+              </w:rPr>
+              <w:t>recreate</w:t>
+            </w:r>
+            <w:proofErr w:type="spellEnd"/>
+          </w:p>
+        </w:tc>
+        <w:tc>
+          <w:tcPr>
+            <w:tcW w:w="0" w:type="auto"/>
+            <w:vAlign w:val="center"/>
+            <w:hideMark/>
+          </w:tcPr>
+          <w:p>
+            <w:r>
+              <w:t>Ricrea l'</w:t>
+            </w:r>
+            <w:proofErr w:type="spellStart"/>
+            <w:r>
+              <w:t>Inspector</w:t>
+            </w:r>
+            <w:proofErr w:type="spellEnd"/>
+          </w:p>
+        </w:tc>
+      </w:tr>
+      <w:tr>
+        <w:trPr>
+          <w:tblCellSpacing w:w="15" w:type="dxa"/>
+        </w:trPr>
+        <w:tc>
+          <w:tcPr>
+            <w:tcW w:w="0" w:type="auto"/>
+            <w:vAlign w:val="center"/>
+            <w:hideMark/>
+          </w:tcPr>
+          <w:p>
+            <w:pPr>
+              <w:rPr>
+                <w:lang w:val="fr-CH"/>
+              </w:rPr>
+            </w:pPr>
+            <w:proofErr w:type="gramStart"/>
+            <w:r>
+              <w:rPr>
+                <w:lang w:val="fr-CH"/>
+              </w:rPr>
+              <w:t>docker</w:t>
+            </w:r>
+            <w:proofErr w:type="gramEnd"/>
+            <w:r>
+              <w:rPr>
+                <w:lang w:val="fr-CH"/>
+              </w:rPr>
+              <w:t xml:space="preserve"> compose -f </w:t>
+            </w:r>
+            <w:proofErr w:type="spellStart"/>
+            <w:r>
+              <w:rPr>
+                <w:lang w:val="fr-CH"/>
+              </w:rPr>
+              <w:t>inspector</w:t>
+            </w:r>
+            <w:proofErr w:type="spellEnd"/>
+            <w:r>
+              <w:rPr>
+                <w:lang w:val="fr-CH"/>
+              </w:rPr>
+              <w:t>/docker-</w:t>
+            </w:r>
+            <w:proofErr w:type="spellStart"/>
+            <w:r>
+              <w:rPr>
+                <w:lang w:val="fr-CH"/>
+              </w:rPr>
+              <w:t>compose.yml</w:t>
+            </w:r>
+            <w:proofErr w:type="spellEnd"/>
+            <w:r>
+              <w:rPr>
+                <w:lang w:val="fr-CH"/>
+              </w:rPr>
+              <w:t xml:space="preserve"> down</w:t>
+            </w:r>
+          </w:p>
+        </w:tc>
+        <w:tc>
+          <w:tcPr>
+            <w:tcW w:w="0" w:type="auto"/>
+            <w:vAlign w:val="center"/>
+            <w:hideMark/>
+          </w:tcPr>
+          <w:p>
+            <w:r>
+              <w:t>Spegne l'</w:t>
+            </w:r>
+            <w:proofErr w:type="spellStart"/>
+            <w:r>
+              <w:t>Inspector</w:t>
+            </w:r>
+            <w:proofErr w:type="spellEnd"/>
+          </w:p>
+        </w:tc>
+      </w:tr>
+      <w:tr>
+        <w:trPr>
+          <w:tblCellSpacing w:w="15" w:type="dxa"/>
+        </w:trPr>
+        <w:tc>
+          <w:tcPr>
+            <w:tcW w:w="0" w:type="auto"/>
+            <w:vAlign w:val="center"/>
+            <w:hideMark/>
+          </w:tcPr>
+          <w:p>
+            <w:proofErr w:type="spellStart"/>
+            <w:r>
+              <w:t>docker</w:t>
+            </w:r>
+            <w:proofErr w:type="spellEnd"/>
+            <w:r>
+              <w:t xml:space="preserve"> compose down</w:t>
+            </w:r>
+          </w:p>
+        </w:tc>
+        <w:tc>
+          <w:tcPr>
+            <w:tcW w:w="0" w:type="auto"/>
+            <w:vAlign w:val="center"/>
+            <w:hideMark/>
+          </w:tcPr>
+          <w:p>
+            <w:r>
+              <w:t>Ferma e rimuove i container (dati conservati)</w:t>
+            </w:r>
+          </w:p>
+        </w:tc>
+      </w:tr>
+      <w:tr>
+        <w:trPr>
+          <w:tblCellSpacing w:w="15" w:type="dxa"/>
+        </w:trPr>
+        <w:tc>
+          <w:tcPr>
+            <w:tcW w:w="0" w:type="auto"/>
+            <w:vAlign w:val="center"/>
+            <w:hideMark/>
+          </w:tcPr>
+          <w:p>
+            <w:proofErr w:type="spellStart"/>
+            <w:r>
+              <w:t>docker</w:t>
+            </w:r>
+            <w:proofErr w:type="spellEnd"/>
+            <w:r>
+              <w:t xml:space="preserve"> compose down -v</w:t>
+            </w:r>
+          </w:p>
+        </w:tc>
+        <w:tc>
+          <w:tcPr>
+            <w:tcW w:w="0" w:type="auto"/>
+            <w:vAlign w:val="center"/>
+            <w:hideMark/>
+          </w:tcPr>
+          <w:p>
+            <w:r>
+              <w:t>Come sopra, ma elimina anche il volume</w:t>
+            </w:r>
+          </w:p>
+        </w:tc>
+      </w:tr>
+      <w:tr>
+        <w:trPr>
+          <w:tblCellSpacing w:w="15" w:type="dxa"/>
+        </w:trPr>
+        <w:tc>
+          <w:tcPr>
+            <w:tcW w:w="0" w:type="auto"/>
+            <w:vAlign w:val="center"/>
+            <w:hideMark/>
+          </w:tcPr>
+          <w:p>
+            <w:pPr>
+              <w:rPr>
+                <w:lang w:val="de-CH"/>
+              </w:rPr>
+            </w:pPr>
+            <w:proofErr w:type="spellStart"/>
+            <w:r>
+              <w:rPr>
+                <w:lang w:val="de-CH"/>
+              </w:rPr>
+              <w:t>docker</w:t>
+            </w:r>
+            <w:proofErr w:type="spellEnd"/>
+            <w:r>
+              <w:rPr>
+                <w:lang w:val="de-CH"/>
+              </w:rPr>
+              <w:t xml:space="preserve"> network </w:t>
+            </w:r>
+            <w:proofErr w:type="spellStart"/>
+            <w:r>
+              <w:rPr>
+                <w:lang w:val="de-CH"/>
+              </w:rPr>
+              <w:t>inspect</w:t>
+            </w:r>
+            <w:proofErr w:type="spellEnd"/>
+            <w:r>
+              <w:rPr>
+                <w:lang w:val="de-CH"/>
+              </w:rPr>
+              <w:t xml:space="preserve"> </w:t>
+            </w:r>
+            <w:proofErr w:type="spellStart"/>
+            <w:r>
+              <w:rPr>
+                <w:lang w:val="de-CH"/>
+              </w:rPr>
+              <w:t>todo-net</w:t>
+            </w:r>
+            <w:proofErr w:type="spellEnd"/>
+          </w:p>
+        </w:tc>
+        <w:tc>
+          <w:tcPr>
+            <w:tcW w:w="0" w:type="auto"/>
+            <w:vAlign w:val="center"/>
+            <w:hideMark/>
+          </w:tcPr>
+          <w:p>
+            <w:r>
+              <w:t>Dettagli e container della rete</w:t>
+            </w:r>
+          </w:p>
+        </w:tc>
+      </w:tr>
+      <w:tr>
+        <w:trPr>
+          <w:tblCellSpacing w:w="15" w:type="dxa"/>
+        </w:trPr>
+        <w:tc>
+          <w:tcPr>
+            <w:tcW w:w="0" w:type="auto"/>
+            <w:vAlign w:val="center"/>
+            <w:hideMark/>
+          </w:tcPr>
+          <w:p>
+            <w:proofErr w:type="spellStart"/>
+            <w:r>
+              <w:t>docker</w:t>
+            </w:r>
+            <w:proofErr w:type="spellEnd"/>
+            <w:r>
+              <w:t xml:space="preserve"> </w:t>
+            </w:r>
+            <w:proofErr w:type="spellStart"/>
+            <w:r>
+              <w:t>ps</w:t>
+            </w:r>
+            <w:proofErr w:type="spellEnd"/>
+            <w:r>
+              <w:t xml:space="preserve"> -a</w:t>
+            </w:r>
+          </w:p>
+        </w:tc>
+        <w:tc>
+          <w:tcPr>
+            <w:tcW w:w="0" w:type="auto"/>
+            <w:vAlign w:val="center"/>
+            <w:hideMark/>
+          </w:tcPr>
+          <w:p>
+            <w:r>
+              <w:t>Tutti i container</w:t>
+            </w:r>
+          </w:p>
+        </w:tc>
+      </w:tr>
+      <w:tr>
+        <w:trPr>
+          <w:tblCellSpacing w:w="15" w:type="dxa"/>
+        </w:trPr>
+        <w:tc>
+          <w:tcPr>
+            <w:tcW w:w="0" w:type="auto"/>
+            <w:vAlign w:val="center"/>
+            <w:hideMark/>
+          </w:tcPr>
+          <w:p>
+            <w:proofErr w:type="spellStart"/>
+            <w:r>
+              <w:t>docker</w:t>
+            </w:r>
+            <w:proofErr w:type="spellEnd"/>
+            <w:r>
+              <w:t xml:space="preserve"> volume </w:t>
+            </w:r>
+            <w:proofErr w:type="spellStart"/>
+            <w:r>
+              <w:t>ls</w:t>
+            </w:r>
+            <w:proofErr w:type="spellEnd"/>
+          </w:p>
+        </w:tc>
+        <w:tc>
+          <w:tcPr>
+            <w:tcW w:w="0" w:type="auto"/>
+            <w:vAlign w:val="center"/>
+            <w:hideMark/>
+          </w:tcPr>
+          <w:p>
+            <w:r>
+              <w:t>Volumi esistenti</w:t>
+            </w:r>
+          </w:p>
+        </w:tc>
+      </w:tr>
+    </w:tbl>
+    <w:p/>
+    <w:p>
+      <w:r>
+        <w:br w:type="page"/>
+      </w:r>
+    </w:p>
+    <w:p/>
+    <w:p/>
+    <w:p>
+      <w:r>
+        <w:br w:type="page"/>
+      </w:r>
+    </w:p>
+    <w:p>
+      <w:pPr>
+        <w:pStyle w:val="Titolo1"/>
+        <w:rPr>
+          <w:b/>
+          <w:bCs/>
+          <w:color w:val="auto"/>
+        </w:rPr>
+      </w:pPr>
+      <w:bookmarkStart w:id="6" w:name="_Toc242266881"/>
+      <w:r>
+        <w:rPr>
+          <w:b/>
+          <w:bCs/>
+          <w:color w:val="auto"/>
+        </w:rPr>
+        <w:lastRenderedPageBreak/>
+        <w:t>Repository su GitHub</w:t>
+      </w:r>
+      <w:bookmarkEnd w:id="6"/>
+    </w:p>
+    <w:p>
+      <w:r>
+        <w:t xml:space="preserve">Per via </w:t>
+      </w:r>
+      <w:proofErr w:type="gramStart"/>
+      <w:r>
+        <w:t>del .</w:t>
+      </w:r>
+      <w:proofErr w:type="spellStart"/>
+      <w:r>
+        <w:t>gitignore</w:t>
+      </w:r>
+      <w:proofErr w:type="spellEnd"/>
+      <w:proofErr w:type="gramEnd"/>
+      <w:r>
+        <w:t xml:space="preserve"> </w:t>
+      </w:r>
+      <w:r>
+        <w:t xml:space="preserve">su </w:t>
+      </w:r>
+      <w:proofErr w:type="spellStart"/>
+      <w:r>
+        <w:t>github</w:t>
+      </w:r>
+      <w:proofErr w:type="spellEnd"/>
+      <w:r>
+        <w:t xml:space="preserve"> non è presente il nostro .</w:t>
+      </w:r>
+      <w:proofErr w:type="spellStart"/>
+      <w:r>
+        <w:t>env</w:t>
+      </w:r>
+      <w:proofErr w:type="spellEnd"/>
+    </w:p>
+    <w:p>
+      <w:pPr>
+        <w:rPr>
+          <w:lang w:val="fr-CH"/>
+        </w:rPr>
+      </w:pPr>
+      <w:r>
+        <w:rPr>
+          <w:lang w:val="fr-CH"/>
+        </w:rPr>
+        <w:drawing>
+          <wp:inline distT="0" distB="0" distL="0" distR="0" wp14:anchorId="35599580" wp14:editId="1CE19AA2">
+            <wp:extent cx="6120130" cy="3361055"/>
+            <wp:effectExtent l="0" t="0" r="0" b="0"/>
+            <wp:docPr id="9" name="Immagine 9"/>
+            <wp:cNvGraphicFramePr>
+              <a:graphicFrameLocks xmlns:a="http://schemas.openxmlformats.org/drawingml/2006/main" noChangeAspect="1"/>
+            </wp:cNvGraphicFramePr>
+            <a:graphic xmlns:a="http://schemas.openxmlformats.org/drawingml/2006/main">
+              <a:graphicData uri="http://schemas.openxmlformats.org/drawingml/2006/picture">
+                <pic:pic xmlns:pic="http://schemas.openxmlformats.org/drawingml/2006/picture">
+                  <pic:nvPicPr>
+                    <pic:cNvPr id="1" name=""/>
+                    <pic:cNvPicPr/>
+                  </pic:nvPicPr>
+                  <pic:blipFill>
+                    <a:blip r:embed="rId17"/>
+                    <a:stretch>
+                      <a:fillRect/>
+                    </a:stretch>
+                  </pic:blipFill>
+                  <pic:spPr>
+                    <a:xfrm>
+                      <a:off x="0" y="0"/>
+                      <a:ext cx="6120130" cy="3361055"/>
+                    </a:xfrm>
+                    <a:prstGeom prst="rect">
+                      <a:avLst/>
+                    </a:prstGeom>
+                  </pic:spPr>
+                </pic:pic>
+              </a:graphicData>
+            </a:graphic>
+          </wp:inline>
+        </w:drawing>
+      </w:r>
+    </w:p>
+    <w:p>
+      <w:pPr>
+        <w:rPr>
+          <w:lang w:val="fr-CH"/>
+        </w:rPr>
+      </w:pPr>
+      <w:r>
+        <w:rPr>
+          <w:lang w:val="fr-CH"/>
+        </w:rPr>
+        <w:br w:type="page"/>
+      </w:r>
+    </w:p>
+    <w:p/>
     <w:sectPr>
-      <w:headerReference w:type="default" r:id="rId11"/>
+      <w:headerReference w:type="default" r:id="rId18"/>
       <w:pgSz w:w="11906" w:h="16838"/>
       <w:pgMar w:top="1417" w:right="1134" w:bottom="1134" w:left="1134" w:header="708" w:footer="708" w:gutter="0"/>
       <w:cols w:space="708"/>
@@ -946,7 +3884,30 @@
         <w:lang w:val="fr-CH"/>
       </w:rPr>
       <w:tab/>
-      <w:t>30.09.2026</w:t>
+    </w:r>
+    <w:r>
+      <w:rPr>
+        <w:lang w:val="fr-CH"/>
+      </w:rPr>
+      <w:t>07</w:t>
+    </w:r>
+    <w:r>
+      <w:rPr>
+        <w:lang w:val="fr-CH"/>
+      </w:rPr>
+      <w:t>.</w:t>
+    </w:r>
+    <w:r>
+      <w:rPr>
+        <w:lang w:val="fr-CH"/>
+      </w:rPr>
+      <w:t>10</w:t>
+    </w:r>
+    <w:r>
+      <w:rPr>
+        <w:lang w:val="fr-CH"/>
+      </w:rPr>
+      <w:t>.2026</w:t>
     </w:r>
   </w:p>
 </w:hdr>
@@ -955,9 +3916,122 @@
 <file path=word/numbering.xml><?xml version="1.0" encoding="utf-8"?>
 <w:numbering xmlns:wpc="http://schemas.microsoft.com/office/word/2010/wordprocessingCanvas" xmlns:cx="http://schemas.microsoft.com/office/drawing/2014/chartex" xmlns:cx1="http://schemas.microsoft.com/office/drawing/2015/9/8/chartex" xmlns:cx2="http://schemas.microsoft.com/office/drawing/2015/10/21/chartex" xmlns:cx3="http://schemas.microsoft.com/office/drawing/2016/5/9/chartex" xmlns:cx4="http://schemas.microsoft.com/office/drawing/2016/5/10/chartex" xmlns:cx5="http://schemas.microsoft.com/office/drawing/2016/5/11/chartex" xmlns:cx6="http://schemas.microsoft.com/office/drawing/2016/5/12/chartex" xmlns:cx7="http://schemas.microsoft.com/office/drawing/2016/5/13/chartex" xmlns:cx8="http://schemas.microsoft.com/office/drawing/2016/5/14/chartex" xmlns:mc="http://schemas.openxmlformats.org/markup-compatibility/2006" xmlns:aink="http://schemas.microsoft.com/office/drawing/2016/ink" xmlns:am3d="http://schemas.microsoft.com/office/drawing/2017/model3d" xmlns:o="urn:schemas-microsoft-com:office:office" xmlns:oel="http://schemas.microsoft.com/office/2019/extlst" xmlns:r="http://schemas.openxmlformats.org/officeDocument/2006/relationships" xmlns:m="http://schemas.openxmlformats.org/officeDocument/2006/math" xmlns:v="urn:schemas-microsoft-com:vml" xmlns:wp14="http://schemas.microsoft.com/office/word/2010/wordprocessingDrawing" xmlns:wp="http://schemas.openxmlformats.org/drawingml/2006/wordprocessingDrawing" xmlns:w10="urn:schemas-microsoft-com:office:word" xmlns:w="http://schemas.openxmlformats.org/wordprocessingml/2006/main" xmlns:w14="http://schemas.microsoft.com/office/word/2010/wordml" xmlns:w15="http://schemas.microsoft.com/office/word/2012/wordml" xmlns:w16cex="http://schemas.microsoft.com/office/word/2018/wordml/cex" xmlns:w16cid="http://schemas.microsoft.com/office/word/2016/wordml/cid" xmlns:w16="http://schemas.microsoft.com/office/word/2018/wordml" xmlns:w16sdtdh="http://schemas.microsoft.com/office/word/2020/wordml/sdtdatahash" xmlns:w16se="http://schemas.microsoft.com/office/word/2015/wordml/symex" xmlns:wpg="http://schemas.microsoft.com/office/word/2010/wordprocessingGroup" xmlns:wpi="http://schemas.microsoft.com/office/word/2010/wordprocessingInk" xmlns:wne="http://schemas.microsoft.com/office/word/2006/wordml" xmlns:wps="http://schemas.microsoft.com/office/word/2010/wordprocessingShape" mc:Ignorable="w14 w15 w16se w16cid w16 w16cex w16sdtdh wp14">
   <w:abstractNum w:abstractNumId="0" w15:restartNumberingAfterBreak="0">
-    <w:nsid w:val="48C038FB"/>
+    <w:nsid w:val="08C3574F"/>
     <w:multiLevelType w:val="multilevel"/>
-    <w:tmpl w:val="607C0130"/>
+    <w:tmpl w:val="547C8E08"/>
+    <w:lvl w:ilvl="0">
+      <w:start w:val="1"/>
+      <w:numFmt w:val="decimal"/>
+      <w:lvlText w:val="%1."/>
+      <w:lvlJc w:val="left"/>
+      <w:pPr>
+        <w:tabs>
+          <w:tab w:val="num" w:pos="720"/>
+        </w:tabs>
+        <w:ind w:left="720" w:hanging="360"/>
+      </w:pPr>
+    </w:lvl>
+    <w:lvl w:ilvl="1" w:tentative="1">
+      <w:start w:val="1"/>
+      <w:numFmt w:val="decimal"/>
+      <w:lvlText w:val="%2."/>
+      <w:lvlJc w:val="left"/>
+      <w:pPr>
+        <w:tabs>
+          <w:tab w:val="num" w:pos="1440"/>
+        </w:tabs>
+        <w:ind w:left="1440" w:hanging="360"/>
+      </w:pPr>
+    </w:lvl>
+    <w:lvl w:ilvl="2" w:tentative="1">
+      <w:start w:val="1"/>
+      <w:numFmt w:val="decimal"/>
+      <w:lvlText w:val="%3."/>
+      <w:lvlJc w:val="left"/>
+      <w:pPr>
+        <w:tabs>
+          <w:tab w:val="num" w:pos="2160"/>
+        </w:tabs>
+        <w:ind w:left="2160" w:hanging="360"/>
+      </w:pPr>
+    </w:lvl>
+    <w:lvl w:ilvl="3" w:tentative="1">
+      <w:start w:val="1"/>
+      <w:numFmt w:val="decimal"/>
+      <w:lvlText w:val="%4."/>
+      <w:lvlJc w:val="left"/>
+      <w:pPr>
+        <w:tabs>
+          <w:tab w:val="num" w:pos="2880"/>
+        </w:tabs>
+        <w:ind w:left="2880" w:hanging="360"/>
+      </w:pPr>
+    </w:lvl>
+    <w:lvl w:ilvl="4" w:tentative="1">
+      <w:start w:val="1"/>
+      <w:numFmt w:val="decimal"/>
+      <w:lvlText w:val="%5."/>
+      <w:lvlJc w:val="left"/>
+      <w:pPr>
+        <w:tabs>
+          <w:tab w:val="num" w:pos="3600"/>
+        </w:tabs>
+        <w:ind w:left="3600" w:hanging="360"/>
+      </w:pPr>
+    </w:lvl>
+    <w:lvl w:ilvl="5" w:tentative="1">
+      <w:start w:val="1"/>
+      <w:numFmt w:val="decimal"/>
+      <w:lvlText w:val="%6."/>
+      <w:lvlJc w:val="left"/>
+      <w:pPr>
+        <w:tabs>
+          <w:tab w:val="num" w:pos="4320"/>
+        </w:tabs>
+        <w:ind w:left="4320" w:hanging="360"/>
+      </w:pPr>
+    </w:lvl>
+    <w:lvl w:ilvl="6" w:tentative="1">
+      <w:start w:val="1"/>
+      <w:numFmt w:val="decimal"/>
+      <w:lvlText w:val="%7."/>
+      <w:lvlJc w:val="left"/>
+      <w:pPr>
+        <w:tabs>
+          <w:tab w:val="num" w:pos="5040"/>
+        </w:tabs>
+        <w:ind w:left="5040" w:hanging="360"/>
+      </w:pPr>
+    </w:lvl>
+    <w:lvl w:ilvl="7" w:tentative="1">
+      <w:start w:val="1"/>
+      <w:numFmt w:val="decimal"/>
+      <w:lvlText w:val="%8."/>
+      <w:lvlJc w:val="left"/>
+      <w:pPr>
+        <w:tabs>
+          <w:tab w:val="num" w:pos="5760"/>
+        </w:tabs>
+        <w:ind w:left="5760" w:hanging="360"/>
+      </w:pPr>
+    </w:lvl>
+    <w:lvl w:ilvl="8" w:tentative="1">
+      <w:start w:val="1"/>
+      <w:numFmt w:val="decimal"/>
+      <w:lvlText w:val="%9."/>
+      <w:lvlJc w:val="left"/>
+      <w:pPr>
+        <w:tabs>
+          <w:tab w:val="num" w:pos="6480"/>
+        </w:tabs>
+        <w:ind w:left="6480" w:hanging="360"/>
+      </w:pPr>
+    </w:lvl>
+  </w:abstractNum>
+  <w:abstractNum w:abstractNumId="1" w15:restartNumberingAfterBreak="0">
+    <w:nsid w:val="1E0018FE"/>
+    <w:multiLevelType w:val="multilevel"/>
+    <w:tmpl w:val="E774D43A"/>
     <w:lvl w:ilvl="0">
       <w:start w:val="1"/>
       <w:numFmt w:val="bullet"/>
@@ -1103,10 +4177,10 @@
       </w:rPr>
     </w:lvl>
   </w:abstractNum>
-  <w:abstractNum w:abstractNumId="1" w15:restartNumberingAfterBreak="0">
-    <w:nsid w:val="6BA85E49"/>
+  <w:abstractNum w:abstractNumId="2" w15:restartNumberingAfterBreak="0">
+    <w:nsid w:val="3F6672C2"/>
     <w:multiLevelType w:val="multilevel"/>
-    <w:tmpl w:val="A8E6F156"/>
+    <w:tmpl w:val="86BC71A6"/>
     <w:lvl w:ilvl="0">
       <w:start w:val="1"/>
       <w:numFmt w:val="bullet"/>
@@ -1252,7 +4326,305 @@
       </w:rPr>
     </w:lvl>
   </w:abstractNum>
-  <w:abstractNum w:abstractNumId="2" w15:restartNumberingAfterBreak="0">
+  <w:abstractNum w:abstractNumId="3" w15:restartNumberingAfterBreak="0">
+    <w:nsid w:val="48C038FB"/>
+    <w:multiLevelType w:val="multilevel"/>
+    <w:tmpl w:val="607C0130"/>
+    <w:lvl w:ilvl="0">
+      <w:start w:val="1"/>
+      <w:numFmt w:val="bullet"/>
+      <w:lvlText w:val=""/>
+      <w:lvlJc w:val="left"/>
+      <w:pPr>
+        <w:tabs>
+          <w:tab w:val="num" w:pos="720"/>
+        </w:tabs>
+        <w:ind w:left="720" w:hanging="360"/>
+      </w:pPr>
+      <w:rPr>
+        <w:rFonts w:ascii="Symbol" w:hAnsi="Symbol" w:hint="default"/>
+        <w:sz w:val="20"/>
+      </w:rPr>
+    </w:lvl>
+    <w:lvl w:ilvl="1" w:tentative="1">
+      <w:start w:val="1"/>
+      <w:numFmt w:val="bullet"/>
+      <w:lvlText w:val="o"/>
+      <w:lvlJc w:val="left"/>
+      <w:pPr>
+        <w:tabs>
+          <w:tab w:val="num" w:pos="1440"/>
+        </w:tabs>
+        <w:ind w:left="1440" w:hanging="360"/>
+      </w:pPr>
+      <w:rPr>
+        <w:rFonts w:ascii="Courier New" w:hAnsi="Courier New" w:hint="default"/>
+        <w:sz w:val="20"/>
+      </w:rPr>
+    </w:lvl>
+    <w:lvl w:ilvl="2" w:tentative="1">
+      <w:start w:val="1"/>
+      <w:numFmt w:val="bullet"/>
+      <w:lvlText w:val=""/>
+      <w:lvlJc w:val="left"/>
+      <w:pPr>
+        <w:tabs>
+          <w:tab w:val="num" w:pos="2160"/>
+        </w:tabs>
+        <w:ind w:left="2160" w:hanging="360"/>
+      </w:pPr>
+      <w:rPr>
+        <w:rFonts w:ascii="Wingdings" w:hAnsi="Wingdings" w:hint="default"/>
+        <w:sz w:val="20"/>
+      </w:rPr>
+    </w:lvl>
+    <w:lvl w:ilvl="3" w:tentative="1">
+      <w:start w:val="1"/>
+      <w:numFmt w:val="bullet"/>
+      <w:lvlText w:val=""/>
+      <w:lvlJc w:val="left"/>
+      <w:pPr>
+        <w:tabs>
+          <w:tab w:val="num" w:pos="2880"/>
+        </w:tabs>
+        <w:ind w:left="2880" w:hanging="360"/>
+      </w:pPr>
+      <w:rPr>
+        <w:rFonts w:ascii="Wingdings" w:hAnsi="Wingdings" w:hint="default"/>
+        <w:sz w:val="20"/>
+      </w:rPr>
+    </w:lvl>
+    <w:lvl w:ilvl="4" w:tentative="1">
+      <w:start w:val="1"/>
+      <w:numFmt w:val="bullet"/>
+      <w:lvlText w:val=""/>
+      <w:lvlJc w:val="left"/>
+      <w:pPr>
+        <w:tabs>
+          <w:tab w:val="num" w:pos="3600"/>
+        </w:tabs>
+        <w:ind w:left="3600" w:hanging="360"/>
+      </w:pPr>
+      <w:rPr>
+        <w:rFonts w:ascii="Wingdings" w:hAnsi="Wingdings" w:hint="default"/>
+        <w:sz w:val="20"/>
+      </w:rPr>
+    </w:lvl>
+    <w:lvl w:ilvl="5" w:tentative="1">
+      <w:start w:val="1"/>
+      <w:numFmt w:val="bullet"/>
+      <w:lvlText w:val=""/>
+      <w:lvlJc w:val="left"/>
+      <w:pPr>
+        <w:tabs>
+          <w:tab w:val="num" w:pos="4320"/>
+        </w:tabs>
+        <w:ind w:left="4320" w:hanging="360"/>
+      </w:pPr>
+      <w:rPr>
+        <w:rFonts w:ascii="Wingdings" w:hAnsi="Wingdings" w:hint="default"/>
+        <w:sz w:val="20"/>
+      </w:rPr>
+    </w:lvl>
+    <w:lvl w:ilvl="6" w:tentative="1">
+      <w:start w:val="1"/>
+      <w:numFmt w:val="bullet"/>
+      <w:lvlText w:val=""/>
+      <w:lvlJc w:val="left"/>
+      <w:pPr>
+        <w:tabs>
+          <w:tab w:val="num" w:pos="5040"/>
+        </w:tabs>
+        <w:ind w:left="5040" w:hanging="360"/>
+      </w:pPr>
+      <w:rPr>
+        <w:rFonts w:ascii="Wingdings" w:hAnsi="Wingdings" w:hint="default"/>
+        <w:sz w:val="20"/>
+      </w:rPr>
+    </w:lvl>
+    <w:lvl w:ilvl="7" w:tentative="1">
+      <w:start w:val="1"/>
+      <w:numFmt w:val="bullet"/>
+      <w:lvlText w:val=""/>
+      <w:lvlJc w:val="left"/>
+      <w:pPr>
+        <w:tabs>
+          <w:tab w:val="num" w:pos="5760"/>
+        </w:tabs>
+        <w:ind w:left="5760" w:hanging="360"/>
+      </w:pPr>
+      <w:rPr>
+        <w:rFonts w:ascii="Wingdings" w:hAnsi="Wingdings" w:hint="default"/>
+        <w:sz w:val="20"/>
+      </w:rPr>
+    </w:lvl>
+    <w:lvl w:ilvl="8" w:tentative="1">
+      <w:start w:val="1"/>
+      <w:numFmt w:val="bullet"/>
+      <w:lvlText w:val=""/>
+      <w:lvlJc w:val="left"/>
+      <w:pPr>
+        <w:tabs>
+          <w:tab w:val="num" w:pos="6480"/>
+        </w:tabs>
+        <w:ind w:left="6480" w:hanging="360"/>
+      </w:pPr>
+      <w:rPr>
+        <w:rFonts w:ascii="Wingdings" w:hAnsi="Wingdings" w:hint="default"/>
+        <w:sz w:val="20"/>
+      </w:rPr>
+    </w:lvl>
+  </w:abstractNum>
+  <w:abstractNum w:abstractNumId="4" w15:restartNumberingAfterBreak="0">
+    <w:nsid w:val="6BA85E49"/>
+    <w:multiLevelType w:val="multilevel"/>
+    <w:tmpl w:val="A8E6F156"/>
+    <w:lvl w:ilvl="0">
+      <w:start w:val="1"/>
+      <w:numFmt w:val="bullet"/>
+      <w:lvlText w:val=""/>
+      <w:lvlJc w:val="left"/>
+      <w:pPr>
+        <w:tabs>
+          <w:tab w:val="num" w:pos="720"/>
+        </w:tabs>
+        <w:ind w:left="720" w:hanging="360"/>
+      </w:pPr>
+      <w:rPr>
+        <w:rFonts w:ascii="Symbol" w:hAnsi="Symbol" w:hint="default"/>
+        <w:sz w:val="20"/>
+      </w:rPr>
+    </w:lvl>
+    <w:lvl w:ilvl="1" w:tentative="1">
+      <w:start w:val="1"/>
+      <w:numFmt w:val="bullet"/>
+      <w:lvlText w:val="o"/>
+      <w:lvlJc w:val="left"/>
+      <w:pPr>
+        <w:tabs>
+          <w:tab w:val="num" w:pos="1440"/>
+        </w:tabs>
+        <w:ind w:left="1440" w:hanging="360"/>
+      </w:pPr>
+      <w:rPr>
+        <w:rFonts w:ascii="Courier New" w:hAnsi="Courier New" w:hint="default"/>
+        <w:sz w:val="20"/>
+      </w:rPr>
+    </w:lvl>
+    <w:lvl w:ilvl="2" w:tentative="1">
+      <w:start w:val="1"/>
+      <w:numFmt w:val="bullet"/>
+      <w:lvlText w:val=""/>
+      <w:lvlJc w:val="left"/>
+      <w:pPr>
+        <w:tabs>
+          <w:tab w:val="num" w:pos="2160"/>
+        </w:tabs>
+        <w:ind w:left="2160" w:hanging="360"/>
+      </w:pPr>
+      <w:rPr>
+        <w:rFonts w:ascii="Wingdings" w:hAnsi="Wingdings" w:hint="default"/>
+        <w:sz w:val="20"/>
+      </w:rPr>
+    </w:lvl>
+    <w:lvl w:ilvl="3" w:tentative="1">
+      <w:start w:val="1"/>
+      <w:numFmt w:val="bullet"/>
+      <w:lvlText w:val=""/>
+      <w:lvlJc w:val="left"/>
+      <w:pPr>
+        <w:tabs>
+          <w:tab w:val="num" w:pos="2880"/>
+        </w:tabs>
+        <w:ind w:left="2880" w:hanging="360"/>
+      </w:pPr>
+      <w:rPr>
+        <w:rFonts w:ascii="Wingdings" w:hAnsi="Wingdings" w:hint="default"/>
+        <w:sz w:val="20"/>
+      </w:rPr>
+    </w:lvl>
+    <w:lvl w:ilvl="4" w:tentative="1">
+      <w:start w:val="1"/>
+      <w:numFmt w:val="bullet"/>
+      <w:lvlText w:val=""/>
+      <w:lvlJc w:val="left"/>
+      <w:pPr>
+        <w:tabs>
+          <w:tab w:val="num" w:pos="3600"/>
+        </w:tabs>
+        <w:ind w:left="3600" w:hanging="360"/>
+      </w:pPr>
+      <w:rPr>
+        <w:rFonts w:ascii="Wingdings" w:hAnsi="Wingdings" w:hint="default"/>
+        <w:sz w:val="20"/>
+      </w:rPr>
+    </w:lvl>
+    <w:lvl w:ilvl="5" w:tentative="1">
+      <w:start w:val="1"/>
+      <w:numFmt w:val="bullet"/>
+      <w:lvlText w:val=""/>
+      <w:lvlJc w:val="left"/>
+      <w:pPr>
+        <w:tabs>
+          <w:tab w:val="num" w:pos="4320"/>
+        </w:tabs>
+        <w:ind w:left="4320" w:hanging="360"/>
+      </w:pPr>
+      <w:rPr>
+        <w:rFonts w:ascii="Wingdings" w:hAnsi="Wingdings" w:hint="default"/>
+        <w:sz w:val="20"/>
+      </w:rPr>
+    </w:lvl>
+    <w:lvl w:ilvl="6" w:tentative="1">
+      <w:start w:val="1"/>
+      <w:numFmt w:val="bullet"/>
+      <w:lvlText w:val=""/>
+      <w:lvlJc w:val="left"/>
+      <w:pPr>
+        <w:tabs>
+          <w:tab w:val="num" w:pos="5040"/>
+        </w:tabs>
+        <w:ind w:left="5040" w:hanging="360"/>
+      </w:pPr>
+      <w:rPr>
+        <w:rFonts w:ascii="Wingdings" w:hAnsi="Wingdings" w:hint="default"/>
+        <w:sz w:val="20"/>
+      </w:rPr>
+    </w:lvl>
+    <w:lvl w:ilvl="7" w:tentative="1">
+      <w:start w:val="1"/>
+      <w:numFmt w:val="bullet"/>
+      <w:lvlText w:val=""/>
+      <w:lvlJc w:val="left"/>
+      <w:pPr>
+        <w:tabs>
+          <w:tab w:val="num" w:pos="5760"/>
+        </w:tabs>
+        <w:ind w:left="5760" w:hanging="360"/>
+      </w:pPr>
+      <w:rPr>
+        <w:rFonts w:ascii="Wingdings" w:hAnsi="Wingdings" w:hint="default"/>
+        <w:sz w:val="20"/>
+      </w:rPr>
+    </w:lvl>
+    <w:lvl w:ilvl="8" w:tentative="1">
+      <w:start w:val="1"/>
+      <w:numFmt w:val="bullet"/>
+      <w:lvlText w:val=""/>
+      <w:lvlJc w:val="left"/>
+      <w:pPr>
+        <w:tabs>
+          <w:tab w:val="num" w:pos="6480"/>
+        </w:tabs>
+        <w:ind w:left="6480" w:hanging="360"/>
+      </w:pPr>
+      <w:rPr>
+        <w:rFonts w:ascii="Wingdings" w:hAnsi="Wingdings" w:hint="default"/>
+        <w:sz w:val="20"/>
+      </w:rPr>
+    </w:lvl>
+  </w:abstractNum>
+  <w:abstractNum w:abstractNumId="5" w15:restartNumberingAfterBreak="0">
     <w:nsid w:val="7F88621C"/>
     <w:multiLevelType w:val="hybridMultilevel"/>
     <w:tmpl w:val="A238DE5A"/>
@@ -1343,13 +4715,22 @@
     </w:lvl>
   </w:abstractNum>
   <w:num w:numId="1" w16cid:durableId="1460682186">
+    <w:abstractNumId w:val="5"/>
+  </w:num>
+  <w:num w:numId="2" w16cid:durableId="1887838547">
+    <w:abstractNumId w:val="3"/>
+  </w:num>
+  <w:num w:numId="3" w16cid:durableId="443623509">
+    <w:abstractNumId w:val="4"/>
+  </w:num>
+  <w:num w:numId="4" w16cid:durableId="926839663">
+    <w:abstractNumId w:val="1"/>
+  </w:num>
+  <w:num w:numId="5" w16cid:durableId="1152872547">
     <w:abstractNumId w:val="2"/>
   </w:num>
-  <w:num w:numId="2" w16cid:durableId="1887838547">
+  <w:num w:numId="6" w16cid:durableId="713042169">
     <w:abstractNumId w:val="0"/>
-  </w:num>
-  <w:num w:numId="3" w16cid:durableId="443623509">
-    <w:abstractNumId w:val="1"/>
   </w:num>
 </w:numbering>
 </file>
@@ -2314,6 +5695,49 @@
     <w:uiPriority w:val="99"/>
     <w:rsid w:val="00542C01"/>
   </w:style>
+  <w:style w:type="paragraph" w:styleId="Titolosommario">
+    <w:name w:val="TOC Heading"/>
+    <w:basedOn w:val="Titolo1"/>
+    <w:next w:val="Normale"/>
+    <w:uiPriority w:val="39"/>
+    <w:unhideWhenUsed/>
+    <w:qFormat/>
+    <w:rsid w:val="002F278C"/>
+    <w:pPr>
+      <w:spacing w:before="240" w:after="0" w:line="259" w:lineRule="auto"/>
+      <w:outlineLvl w:val="9"/>
+    </w:pPr>
+    <w:rPr>
+      <w:kern w:val="0"/>
+      <w:sz w:val="32"/>
+      <w:szCs w:val="32"/>
+      <w:lang w:eastAsia="it-CH"/>
+      <w14:ligatures w14:val="none"/>
+    </w:rPr>
+  </w:style>
+  <w:style w:type="paragraph" w:styleId="Sommario1">
+    <w:name w:val="toc 1"/>
+    <w:basedOn w:val="Normale"/>
+    <w:next w:val="Normale"/>
+    <w:autoRedefine/>
+    <w:uiPriority w:val="39"/>
+    <w:unhideWhenUsed/>
+    <w:rsid w:val="002F278C"/>
+    <w:pPr>
+      <w:spacing w:after="100"/>
+    </w:pPr>
+  </w:style>
+  <w:style w:type="character" w:styleId="Collegamentoipertestuale">
+    <w:name w:val="Hyperlink"/>
+    <w:basedOn w:val="Carpredefinitoparagrafo"/>
+    <w:uiPriority w:val="99"/>
+    <w:unhideWhenUsed/>
+    <w:rsid w:val="002F278C"/>
+    <w:rPr>
+      <w:color w:val="467886" w:themeColor="hyperlink"/>
+      <w:u w:val="single"/>
+    </w:rPr>
+  </w:style>
 </w:styles>
 </file>
 
